--- a/考公/论如何学好主旨分析.docx
+++ b/考公/论如何学好主旨分析.docx
@@ -90,7 +90,25 @@
           <w:sz w:val="24"/>
           <w:szCs w:val="28"/>
         </w:rPr>
-        <w:t>当时的准确率很高可能是因为一些巧合（总结完策略后做题还是不够多）。加上当时一直做题，可能心中保存了一份不合理但恰好自洽的逻辑（解题策略整体不对，但当时加了一堆七七八八的补丁，使得凑起来的解题策略还能符合大多数题。但长期不练习后，由于思路发生变化，且忘了一些之前通过大量练习积累起来的不可名状的思路，导致这个解题策略严重不适用于现在）</w:t>
+        <w:t>当时的准确率很高可能是因为一些巧合（总结完策略后做题还是不够多）。加上当时一直做题，可能心中保存了一份不合理但恰好自洽的逻辑（解题策略整体不对，但当时加了一堆七七八八的补丁，使得凑起来的解题策略还能符合大多数题。但长期不练习后，由于思路发生变化，</w:t>
+      </w:r>
+      <w:proofErr w:type="gramStart"/>
+      <w:r>
+        <w:rPr>
+          <w:rFonts w:hint="eastAsia"/>
+          <w:sz w:val="24"/>
+          <w:szCs w:val="28"/>
+        </w:rPr>
+        <w:t>且忘了</w:t>
+      </w:r>
+      <w:proofErr w:type="gramEnd"/>
+      <w:r>
+        <w:rPr>
+          <w:rFonts w:hint="eastAsia"/>
+          <w:sz w:val="24"/>
+          <w:szCs w:val="28"/>
+        </w:rPr>
+        <w:t>一些之前通过大量练习积累起来的不可名状的思路，导致这个解题策略严重不适用于现在）</w:t>
       </w:r>
     </w:p>
     <w:p>
@@ -263,14 +281,31 @@
           <w:szCs w:val="28"/>
           <w:u w:val="single"/>
         </w:rPr>
-        <w:t>读者客观</w:t>
-      </w:r>
-      <w:r>
-        <w:rPr>
-          <w:sz w:val="24"/>
-          <w:szCs w:val="28"/>
-        </w:rPr>
-        <w:t>维度，客观的将文中的所有内容进行分析，</w:t>
+        <w:t>读者</w:t>
+      </w:r>
+      <w:proofErr w:type="gramStart"/>
+      <w:r>
+        <w:rPr>
+          <w:sz w:val="24"/>
+          <w:szCs w:val="28"/>
+          <w:u w:val="single"/>
+        </w:rPr>
+        <w:t>客观</w:t>
+      </w:r>
+      <w:r>
+        <w:rPr>
+          <w:sz w:val="24"/>
+          <w:szCs w:val="28"/>
+        </w:rPr>
+        <w:t>维</w:t>
+      </w:r>
+      <w:proofErr w:type="gramEnd"/>
+      <w:r>
+        <w:rPr>
+          <w:sz w:val="24"/>
+          <w:szCs w:val="28"/>
+        </w:rPr>
+        <w:t>度，客观的将文中的所有内容进行分析，</w:t>
       </w:r>
       <w:r>
         <w:rPr>
@@ -529,7 +564,27 @@
           <w:szCs w:val="28"/>
           <w:u w:val="single"/>
         </w:rPr>
-        <w:t>前者提到的优其实不是主干</w:t>
+        <w:t>前者提到的</w:t>
+      </w:r>
+      <w:proofErr w:type="gramStart"/>
+      <w:r>
+        <w:rPr>
+          <w:rFonts w:hint="eastAsia"/>
+          <w:sz w:val="24"/>
+          <w:szCs w:val="28"/>
+          <w:u w:val="single"/>
+        </w:rPr>
+        <w:t>优其实</w:t>
+      </w:r>
+      <w:proofErr w:type="gramEnd"/>
+      <w:r>
+        <w:rPr>
+          <w:rFonts w:hint="eastAsia"/>
+          <w:sz w:val="24"/>
+          <w:szCs w:val="28"/>
+          <w:u w:val="single"/>
+        </w:rPr>
+        <w:t>不是主干</w:t>
       </w:r>
       <w:r>
         <w:rPr>
@@ -593,7 +648,25 @@
           <w:sz w:val="24"/>
           <w:szCs w:val="28"/>
         </w:rPr>
-        <w:t>如上题，提到了第一个概括的弊和第二个概括的企业的举动</w:t>
+        <w:t>如上题，提到了第一个概括</w:t>
+      </w:r>
+      <w:proofErr w:type="gramStart"/>
+      <w:r>
+        <w:rPr>
+          <w:rFonts w:hint="eastAsia"/>
+          <w:sz w:val="24"/>
+          <w:szCs w:val="28"/>
+        </w:rPr>
+        <w:t>的弊和第二个</w:t>
+      </w:r>
+      <w:proofErr w:type="gramEnd"/>
+      <w:r>
+        <w:rPr>
+          <w:rFonts w:hint="eastAsia"/>
+          <w:sz w:val="24"/>
+          <w:szCs w:val="28"/>
+        </w:rPr>
+        <w:t>概括的企业的举动</w:t>
       </w:r>
     </w:p>
     <w:p>
@@ -779,7 +852,23 @@
           <w:sz w:val="24"/>
           <w:szCs w:val="28"/>
         </w:rPr>
-        <w:t>的样本），将导致算法固化职场偏见，最终将人类价值观简化为数据模型。</w:t>
+        <w:t>的样本），将导致算法</w:t>
+      </w:r>
+      <w:proofErr w:type="gramStart"/>
+      <w:r>
+        <w:rPr>
+          <w:sz w:val="24"/>
+          <w:szCs w:val="28"/>
+        </w:rPr>
+        <w:t>固化职场偏见</w:t>
+      </w:r>
+      <w:proofErr w:type="gramEnd"/>
+      <w:r>
+        <w:rPr>
+          <w:sz w:val="24"/>
+          <w:szCs w:val="28"/>
+        </w:rPr>
+        <w:t>，最终将人类价值观简化为数据模型。</w:t>
       </w:r>
     </w:p>
     <w:p>
@@ -836,7 +925,43 @@
           <w:szCs w:val="28"/>
         </w:rPr>
         <w:lastRenderedPageBreak/>
-        <w:t>几例具体矛盾不能省略，他们是文段的核心内容（绝大多数篇幅都在说这个，说明文段的核心目的就是说这些案例，如果说只是举了一个例子，然后后文继续说其他的，且和这个例子关系不大，那这个就算是举例，可以忽略），是属于主干的。人工智能引发争议只是这个文章的主题，不是中心思想</w:t>
+        <w:t>几</w:t>
+      </w:r>
+      <w:proofErr w:type="gramStart"/>
+      <w:r>
+        <w:rPr>
+          <w:rFonts w:hint="eastAsia"/>
+          <w:sz w:val="24"/>
+          <w:szCs w:val="28"/>
+        </w:rPr>
+        <w:t>例具体</w:t>
+      </w:r>
+      <w:proofErr w:type="gramEnd"/>
+      <w:r>
+        <w:rPr>
+          <w:rFonts w:hint="eastAsia"/>
+          <w:sz w:val="24"/>
+          <w:szCs w:val="28"/>
+        </w:rPr>
+        <w:t>矛盾不能省略，他们是文段的核心内容（绝大多数篇幅都在说这个，说明文段的核心目的就是说这些案例，如果说只是举了一个例子，然后</w:t>
+      </w:r>
+      <w:proofErr w:type="gramStart"/>
+      <w:r>
+        <w:rPr>
+          <w:rFonts w:hint="eastAsia"/>
+          <w:sz w:val="24"/>
+          <w:szCs w:val="28"/>
+        </w:rPr>
+        <w:t>后文继续</w:t>
+      </w:r>
+      <w:proofErr w:type="gramEnd"/>
+      <w:r>
+        <w:rPr>
+          <w:rFonts w:hint="eastAsia"/>
+          <w:sz w:val="24"/>
+          <w:szCs w:val="28"/>
+        </w:rPr>
+        <w:t>说其他的，且和这个例子关系不大，那这个就算是举例，可以忽略），是属于主干的。人工智能引发争议只是这个文章的主题，不是中心思想</w:t>
       </w:r>
     </w:p>
     <w:p>
@@ -874,7 +999,6 @@
         <w:ind w:left="0" w:firstLine="420"/>
         <w:contextualSpacing w:val="0"/>
         <w:rPr>
-          <w:rFonts w:hint="eastAsia"/>
           <w:sz w:val="24"/>
           <w:szCs w:val="28"/>
         </w:rPr>
@@ -973,14 +1097,31 @@
           <w:szCs w:val="28"/>
           <w:u w:val="single"/>
         </w:rPr>
-        <w:t>作者主观</w:t>
-      </w:r>
-      <w:r>
-        <w:rPr>
-          <w:sz w:val="24"/>
-          <w:szCs w:val="28"/>
-        </w:rPr>
-        <w:t>维度，如作者的看法、结论、主张等。一定是作者主观的，文段中引用的其他来源的看法结论啥的都是属于客观内容</w:t>
+        <w:t>作者</w:t>
+      </w:r>
+      <w:proofErr w:type="gramStart"/>
+      <w:r>
+        <w:rPr>
+          <w:sz w:val="24"/>
+          <w:szCs w:val="28"/>
+          <w:u w:val="single"/>
+        </w:rPr>
+        <w:t>主观</w:t>
+      </w:r>
+      <w:r>
+        <w:rPr>
+          <w:sz w:val="24"/>
+          <w:szCs w:val="28"/>
+        </w:rPr>
+        <w:t>维</w:t>
+      </w:r>
+      <w:proofErr w:type="gramEnd"/>
+      <w:r>
+        <w:rPr>
+          <w:sz w:val="24"/>
+          <w:szCs w:val="28"/>
+        </w:rPr>
+        <w:t>度，如作者的看法、结论、主张等。一定是作者主观的，文段中引用的其他来源的看法结论啥的都是属于客观内容</w:t>
       </w:r>
     </w:p>
     <w:p>
@@ -1000,7 +1141,43 @@
           <w:sz w:val="24"/>
           <w:szCs w:val="28"/>
         </w:rPr>
-        <w:t>注：还有一种高难度的，可能文段中都是客观内容，但作者通过一些语气词，一些特意的编排，来使得客观内容不那么客观了，带上了些主观、引导的意思。此时，文段中也存在核心观点。但这个和作者意图有部分重复，此时作者意图的含义是通过一些描述，想隐含的让我们或谁明白什么。如文段中的客观内容可做为强论据，合理推出一个论点，那此时既是核心观点，也是作者意图。如果是弱论据，则只是核心观点</w:t>
+        <w:t>注：还有一种高难度的，可能文段中都是客观内容，但作者通过一些语气词，一些特意的编排，来使得客观内容不那么客观了，带上了些主观、引导的意思。此时，文段中也存在核心观点。但这个和作者意图有部分重复，此时作者意图的含义是通过一些描述，想隐含的让我们或谁明白什么。如文段中的客观内容可</w:t>
+      </w:r>
+      <w:proofErr w:type="gramStart"/>
+      <w:r>
+        <w:rPr>
+          <w:rFonts w:hint="eastAsia"/>
+          <w:sz w:val="24"/>
+          <w:szCs w:val="28"/>
+        </w:rPr>
+        <w:t>做为</w:t>
+      </w:r>
+      <w:proofErr w:type="gramEnd"/>
+      <w:r>
+        <w:rPr>
+          <w:rFonts w:hint="eastAsia"/>
+          <w:sz w:val="24"/>
+          <w:szCs w:val="28"/>
+        </w:rPr>
+        <w:t>强论据，合理推出一个论点，</w:t>
+      </w:r>
+      <w:proofErr w:type="gramStart"/>
+      <w:r>
+        <w:rPr>
+          <w:rFonts w:hint="eastAsia"/>
+          <w:sz w:val="24"/>
+          <w:szCs w:val="28"/>
+        </w:rPr>
+        <w:t>那此时</w:t>
+      </w:r>
+      <w:proofErr w:type="gramEnd"/>
+      <w:r>
+        <w:rPr>
+          <w:rFonts w:hint="eastAsia"/>
+          <w:sz w:val="24"/>
+          <w:szCs w:val="28"/>
+        </w:rPr>
+        <w:t>既是核心观点，也是作者意图。如果是弱论据，则只是核心观点</w:t>
       </w:r>
     </w:p>
     <w:p>
@@ -1109,7 +1286,23 @@
           <w:sz w:val="24"/>
           <w:szCs w:val="28"/>
         </w:rPr>
-        <w:t>的远程工作者表示工作效率下降。企业需优化线上协作工具，并定期组织线下团队活动，以维持员工归属感。</w:t>
+        <w:t>的远程工作者表示工作效率下降。企业需</w:t>
+      </w:r>
+      <w:proofErr w:type="gramStart"/>
+      <w:r>
+        <w:rPr>
+          <w:sz w:val="24"/>
+          <w:szCs w:val="28"/>
+        </w:rPr>
+        <w:t>优化线</w:t>
+      </w:r>
+      <w:proofErr w:type="gramEnd"/>
+      <w:r>
+        <w:rPr>
+          <w:sz w:val="24"/>
+          <w:szCs w:val="28"/>
+        </w:rPr>
+        <w:t>上协作工具，并定期组织线下团队活动，以维持员工归属感。</w:t>
       </w:r>
     </w:p>
     <w:p>
@@ -1184,16 +1377,42 @@
           <w:sz w:val="24"/>
           <w:szCs w:val="28"/>
         </w:rPr>
-        <w:t>维度，通过这么多描述，想达成一个什么样的目的？如想</w:t>
-      </w:r>
-      <w:r>
-        <w:rPr>
-          <w:rFonts w:hint="eastAsia"/>
-          <w:sz w:val="24"/>
-          <w:szCs w:val="28"/>
-        </w:rPr>
-        <w:t>传递什么信息，想说服谁谁，想让谁谁做什么（倡导大家保护环境）等等等等</w:t>
-      </w:r>
+        <w:t>维度，通过这么多描述，</w:t>
+      </w:r>
+      <w:proofErr w:type="gramStart"/>
+      <w:r>
+        <w:rPr>
+          <w:sz w:val="24"/>
+          <w:szCs w:val="28"/>
+        </w:rPr>
+        <w:t>想达成</w:t>
+      </w:r>
+      <w:proofErr w:type="gramEnd"/>
+      <w:r>
+        <w:rPr>
+          <w:sz w:val="24"/>
+          <w:szCs w:val="28"/>
+        </w:rPr>
+        <w:t>一个什么样的目的？如想</w:t>
+      </w:r>
+      <w:r>
+        <w:rPr>
+          <w:rFonts w:hint="eastAsia"/>
+          <w:sz w:val="24"/>
+          <w:szCs w:val="28"/>
+        </w:rPr>
+        <w:t>传递什么信息，想说服谁谁，想让谁谁做什么（倡导大家保护环境）等等</w:t>
+      </w:r>
+      <w:proofErr w:type="gramStart"/>
+      <w:r>
+        <w:rPr>
+          <w:rFonts w:hint="eastAsia"/>
+          <w:sz w:val="24"/>
+          <w:szCs w:val="28"/>
+        </w:rPr>
+        <w:t>等等</w:t>
+      </w:r>
+      <w:proofErr w:type="gramEnd"/>
     </w:p>
     <w:p>
       <w:pPr>
@@ -1415,7 +1634,23 @@
           <w:sz w:val="24"/>
           <w:szCs w:val="28"/>
         </w:rPr>
-        <w:t>的远程工作者表示工作效率下降。企业需优化线上协作工具，并定期组织线下团队活动，以维持员工归属感。</w:t>
+        <w:t>的远程工作者表示工作效率下降。企业需</w:t>
+      </w:r>
+      <w:proofErr w:type="gramStart"/>
+      <w:r>
+        <w:rPr>
+          <w:sz w:val="24"/>
+          <w:szCs w:val="28"/>
+        </w:rPr>
+        <w:t>优化线</w:t>
+      </w:r>
+      <w:proofErr w:type="gramEnd"/>
+      <w:r>
+        <w:rPr>
+          <w:sz w:val="24"/>
+          <w:szCs w:val="28"/>
+        </w:rPr>
+        <w:t>上协作工具，并定期组织线下团队活动，以维持员工归属感。</w:t>
       </w:r>
     </w:p>
     <w:p>
@@ -1444,31 +1679,6 @@
         <w:spacing w:after="0" w:line="240" w:lineRule="auto"/>
         <w:ind w:left="0" w:firstLine="420"/>
         <w:contextualSpacing w:val="0"/>
-        <w:rPr>
-          <w:sz w:val="24"/>
-          <w:szCs w:val="28"/>
-        </w:rPr>
-      </w:pPr>
-    </w:p>
-    <w:p>
-      <w:pPr>
-        <w:pStyle w:val="a4"/>
-        <w:spacing w:after="0" w:line="240" w:lineRule="auto"/>
-        <w:ind w:left="0" w:firstLine="420"/>
-        <w:contextualSpacing w:val="0"/>
-        <w:rPr>
-          <w:sz w:val="24"/>
-          <w:szCs w:val="28"/>
-        </w:rPr>
-      </w:pPr>
-    </w:p>
-    <w:p>
-      <w:pPr>
-        <w:pStyle w:val="a4"/>
-        <w:spacing w:after="0" w:line="240" w:lineRule="auto"/>
-        <w:ind w:left="0" w:firstLine="420"/>
-        <w:contextualSpacing w:val="0"/>
-        <w:outlineLvl w:val="0"/>
         <w:rPr>
           <w:sz w:val="24"/>
           <w:szCs w:val="28"/>
@@ -1482,22 +1692,1313 @@
           <w:ilvl w:val="0"/>
           <w:numId w:val="1"/>
         </w:numPr>
-        <w:spacing w:after="0" w:line="240" w:lineRule="auto"/>
+        <w:spacing w:beforeLines="50" w:before="156" w:after="0" w:line="240" w:lineRule="auto"/>
         <w:contextualSpacing w:val="0"/>
         <w:outlineLvl w:val="0"/>
         <w:rPr>
-          <w:b/>
-          <w:bCs/>
-        </w:rPr>
-      </w:pPr>
-      <w:r>
-        <w:rPr>
-          <w:rFonts w:hint="eastAsia"/>
           <w:b/>
           <w:bCs/>
           <w:sz w:val="32"/>
           <w:szCs w:val="36"/>
         </w:rPr>
+      </w:pPr>
+      <w:r>
+        <w:rPr>
+          <w:rFonts w:hint="eastAsia"/>
+          <w:b/>
+          <w:bCs/>
+          <w:sz w:val="32"/>
+          <w:szCs w:val="36"/>
+        </w:rPr>
+        <w:t>主题提炼</w:t>
+      </w:r>
+    </w:p>
+    <w:p>
+      <w:pPr>
+        <w:pStyle w:val="a4"/>
+        <w:spacing w:line="360" w:lineRule="exact"/>
+        <w:ind w:left="640"/>
+        <w:rPr>
+          <w:sz w:val="24"/>
+          <w:szCs w:val="28"/>
+        </w:rPr>
+      </w:pPr>
+      <w:bookmarkStart w:id="0" w:name="OLE_LINK1"/>
+      <w:r>
+        <w:rPr>
+          <w:rFonts w:hint="eastAsia"/>
+          <w:sz w:val="24"/>
+          <w:szCs w:val="28"/>
+        </w:rPr>
+        <w:t>主题分为大主题和小主题</w:t>
+      </w:r>
+    </w:p>
+    <w:p>
+      <w:pPr>
+        <w:pStyle w:val="a4"/>
+        <w:spacing w:line="360" w:lineRule="exact"/>
+        <w:ind w:left="640"/>
+        <w:rPr>
+          <w:rFonts w:hint="eastAsia"/>
+          <w:sz w:val="24"/>
+          <w:szCs w:val="28"/>
+        </w:rPr>
+      </w:pPr>
+    </w:p>
+    <w:p>
+      <w:pPr>
+        <w:pStyle w:val="a4"/>
+        <w:spacing w:line="360" w:lineRule="exact"/>
+        <w:ind w:left="640"/>
+        <w:rPr>
+          <w:sz w:val="24"/>
+          <w:szCs w:val="28"/>
+        </w:rPr>
+      </w:pPr>
+    </w:p>
+    <w:p>
+      <w:pPr>
+        <w:pStyle w:val="a4"/>
+        <w:spacing w:line="360" w:lineRule="exact"/>
+        <w:ind w:left="640"/>
+        <w:rPr>
+          <w:sz w:val="24"/>
+          <w:szCs w:val="28"/>
+        </w:rPr>
+      </w:pPr>
+    </w:p>
+    <w:p>
+      <w:pPr>
+        <w:pStyle w:val="a4"/>
+        <w:spacing w:line="360" w:lineRule="exact"/>
+        <w:ind w:left="640"/>
+        <w:rPr>
+          <w:sz w:val="24"/>
+          <w:szCs w:val="28"/>
+        </w:rPr>
+      </w:pPr>
+      <w:r>
+        <w:rPr>
+          <w:rFonts w:hint="eastAsia"/>
+          <w:sz w:val="24"/>
+          <w:szCs w:val="28"/>
+        </w:rPr>
+        <w:t>中心思想</w:t>
+      </w:r>
+      <w:r>
+        <w:rPr>
+          <w:rFonts w:hint="eastAsia"/>
+          <w:sz w:val="24"/>
+          <w:szCs w:val="28"/>
+        </w:rPr>
+        <w:t>：</w:t>
+      </w:r>
+      <w:r>
+        <w:rPr>
+          <w:sz w:val="24"/>
+          <w:szCs w:val="28"/>
+        </w:rPr>
+        <w:t>读者客观角度将材料提炼为一句话</w:t>
+      </w:r>
+      <w:r>
+        <w:rPr>
+          <w:rFonts w:hint="eastAsia"/>
+          <w:sz w:val="24"/>
+          <w:szCs w:val="28"/>
+        </w:rPr>
+        <w:t>，是</w:t>
+      </w:r>
+      <w:r>
+        <w:rPr>
+          <w:rFonts w:hint="eastAsia"/>
+          <w:sz w:val="24"/>
+          <w:szCs w:val="28"/>
+        </w:rPr>
+        <w:t>材料的主干</w:t>
+      </w:r>
+    </w:p>
+    <w:p>
+      <w:pPr>
+        <w:pStyle w:val="a4"/>
+        <w:spacing w:line="360" w:lineRule="exact"/>
+        <w:ind w:left="640"/>
+        <w:rPr>
+          <w:sz w:val="24"/>
+          <w:szCs w:val="28"/>
+        </w:rPr>
+      </w:pPr>
+      <w:r>
+        <w:rPr>
+          <w:rFonts w:hint="eastAsia"/>
+          <w:sz w:val="24"/>
+          <w:szCs w:val="28"/>
+        </w:rPr>
+        <w:t>小</w:t>
+      </w:r>
+      <w:r>
+        <w:rPr>
+          <w:rFonts w:hint="eastAsia"/>
+          <w:sz w:val="24"/>
+          <w:szCs w:val="28"/>
+        </w:rPr>
+        <w:t>主题</w:t>
+      </w:r>
+      <w:r>
+        <w:rPr>
+          <w:rFonts w:hint="eastAsia"/>
+          <w:sz w:val="24"/>
+          <w:szCs w:val="28"/>
+        </w:rPr>
+        <w:t>：</w:t>
+      </w:r>
+      <w:r>
+        <w:rPr>
+          <w:rFonts w:hint="eastAsia"/>
+          <w:sz w:val="24"/>
+          <w:szCs w:val="28"/>
+        </w:rPr>
+        <w:t>中心思想围绕</w:t>
+      </w:r>
+      <w:proofErr w:type="gramStart"/>
+      <w:r>
+        <w:rPr>
+          <w:rFonts w:hint="eastAsia"/>
+          <w:sz w:val="24"/>
+          <w:szCs w:val="28"/>
+        </w:rPr>
+        <w:t>着展开</w:t>
+      </w:r>
+      <w:proofErr w:type="gramEnd"/>
+      <w:r>
+        <w:rPr>
+          <w:rFonts w:hint="eastAsia"/>
+          <w:sz w:val="24"/>
+          <w:szCs w:val="28"/>
+        </w:rPr>
+        <w:t>和描述的东西。</w:t>
+      </w:r>
+      <w:r>
+        <w:rPr>
+          <w:sz w:val="24"/>
+          <w:szCs w:val="28"/>
+        </w:rPr>
+        <w:t>是在中心思想基础上继续提炼，提炼为一个词或一个短语</w:t>
+      </w:r>
+    </w:p>
+    <w:p>
+      <w:pPr>
+        <w:pStyle w:val="a4"/>
+        <w:spacing w:line="360" w:lineRule="exact"/>
+        <w:ind w:left="640"/>
+        <w:rPr>
+          <w:sz w:val="24"/>
+          <w:szCs w:val="28"/>
+        </w:rPr>
+      </w:pPr>
+      <w:r>
+        <w:rPr>
+          <w:rFonts w:hint="eastAsia"/>
+          <w:sz w:val="24"/>
+          <w:szCs w:val="28"/>
+        </w:rPr>
+        <w:t>大主题</w:t>
+      </w:r>
+      <w:r>
+        <w:rPr>
+          <w:rFonts w:hint="eastAsia"/>
+          <w:sz w:val="24"/>
+          <w:szCs w:val="28"/>
+        </w:rPr>
+        <w:t>：</w:t>
+      </w:r>
+      <w:r>
+        <w:rPr>
+          <w:rFonts w:hint="eastAsia"/>
+          <w:sz w:val="24"/>
+          <w:szCs w:val="28"/>
+        </w:rPr>
+        <w:t>在</w:t>
+      </w:r>
+      <w:proofErr w:type="gramStart"/>
+      <w:r>
+        <w:rPr>
+          <w:rFonts w:hint="eastAsia"/>
+          <w:sz w:val="24"/>
+          <w:szCs w:val="28"/>
+        </w:rPr>
+        <w:t>小主题</w:t>
+      </w:r>
+      <w:proofErr w:type="gramEnd"/>
+      <w:r>
+        <w:rPr>
+          <w:rFonts w:hint="eastAsia"/>
+          <w:sz w:val="24"/>
+          <w:szCs w:val="28"/>
+        </w:rPr>
+        <w:t>基础</w:t>
+      </w:r>
+      <w:r>
+        <w:rPr>
+          <w:rFonts w:hint="eastAsia"/>
+          <w:sz w:val="24"/>
+          <w:szCs w:val="28"/>
+        </w:rPr>
+        <w:t>上进一步抽象，去掉具体的描述，只保留最最重要的关键词</w:t>
+      </w:r>
+    </w:p>
+    <w:p>
+      <w:pPr>
+        <w:pStyle w:val="a4"/>
+        <w:spacing w:line="360" w:lineRule="exact"/>
+        <w:ind w:left="640"/>
+        <w:rPr>
+          <w:rFonts w:hint="eastAsia"/>
+          <w:sz w:val="24"/>
+          <w:szCs w:val="28"/>
+        </w:rPr>
+      </w:pPr>
+    </w:p>
+    <w:p>
+      <w:pPr>
+        <w:pStyle w:val="a4"/>
+        <w:spacing w:line="360" w:lineRule="exact"/>
+        <w:ind w:left="640"/>
+        <w:rPr>
+          <w:color w:val="FF0000"/>
+          <w:sz w:val="32"/>
+          <w:szCs w:val="36"/>
+        </w:rPr>
+      </w:pPr>
+      <w:bookmarkStart w:id="1" w:name="OLE_LINK2"/>
+      <w:bookmarkEnd w:id="0"/>
+      <w:r>
+        <w:rPr>
+          <w:color w:val="FF0000"/>
+          <w:sz w:val="32"/>
+          <w:szCs w:val="36"/>
+        </w:rPr>
+        <w:t>下文推断题</w:t>
+      </w:r>
+      <w:r>
+        <w:rPr>
+          <w:color w:val="FF0000"/>
+          <w:sz w:val="32"/>
+          <w:szCs w:val="36"/>
+        </w:rPr>
+        <w:t xml:space="preserve"> </w:t>
+      </w:r>
+      <w:r>
+        <w:rPr>
+          <w:rFonts w:hint="eastAsia"/>
+          <w:color w:val="FF0000"/>
+          <w:sz w:val="32"/>
+          <w:szCs w:val="36"/>
+        </w:rPr>
+        <w:t>要求</w:t>
+      </w:r>
+      <w:r>
+        <w:rPr>
+          <w:color w:val="FF0000"/>
+          <w:sz w:val="32"/>
+          <w:szCs w:val="36"/>
+        </w:rPr>
+        <w:t>不</w:t>
+      </w:r>
+      <w:r>
+        <w:rPr>
+          <w:rFonts w:hint="eastAsia"/>
+          <w:color w:val="FF0000"/>
+          <w:sz w:val="32"/>
+          <w:szCs w:val="36"/>
+        </w:rPr>
+        <w:t>脱离</w:t>
+      </w:r>
+      <w:r>
+        <w:rPr>
+          <w:color w:val="FF0000"/>
+          <w:sz w:val="32"/>
+          <w:szCs w:val="36"/>
+        </w:rPr>
+        <w:t>大主题，但</w:t>
+      </w:r>
+      <w:r>
+        <w:rPr>
+          <w:rFonts w:hint="eastAsia"/>
+          <w:color w:val="FF0000"/>
+          <w:sz w:val="32"/>
+          <w:szCs w:val="36"/>
+        </w:rPr>
+        <w:t>内容</w:t>
+      </w:r>
+      <w:r>
+        <w:rPr>
+          <w:color w:val="FF0000"/>
+          <w:sz w:val="32"/>
+          <w:szCs w:val="36"/>
+        </w:rPr>
+        <w:t>必须</w:t>
+      </w:r>
+      <w:r>
+        <w:rPr>
+          <w:rFonts w:hint="eastAsia"/>
+          <w:color w:val="FF0000"/>
+          <w:sz w:val="32"/>
+          <w:szCs w:val="36"/>
+        </w:rPr>
+        <w:t>贴</w:t>
+      </w:r>
+      <w:r>
+        <w:rPr>
+          <w:color w:val="FF0000"/>
+          <w:sz w:val="32"/>
+          <w:szCs w:val="36"/>
+        </w:rPr>
+        <w:t>小主题</w:t>
+      </w:r>
+    </w:p>
+    <w:p>
+      <w:pPr>
+        <w:pStyle w:val="a4"/>
+        <w:spacing w:line="360" w:lineRule="exact"/>
+        <w:ind w:left="640"/>
+        <w:rPr>
+          <w:rFonts w:hint="eastAsia"/>
+          <w:color w:val="FF0000"/>
+          <w:sz w:val="32"/>
+          <w:szCs w:val="36"/>
+        </w:rPr>
+      </w:pPr>
+      <w:r>
+        <w:rPr>
+          <w:rFonts w:hint="eastAsia"/>
+          <w:color w:val="FF0000"/>
+          <w:sz w:val="32"/>
+          <w:szCs w:val="36"/>
+        </w:rPr>
+        <w:t>顺着</w:t>
+      </w:r>
+      <w:proofErr w:type="gramStart"/>
+      <w:r>
+        <w:rPr>
+          <w:rFonts w:hint="eastAsia"/>
+          <w:color w:val="FF0000"/>
+          <w:sz w:val="32"/>
+          <w:szCs w:val="36"/>
+        </w:rPr>
+        <w:t>小主题</w:t>
+      </w:r>
+      <w:proofErr w:type="gramEnd"/>
+      <w:r>
+        <w:rPr>
+          <w:rFonts w:hint="eastAsia"/>
+          <w:color w:val="FF0000"/>
+          <w:sz w:val="32"/>
+          <w:szCs w:val="36"/>
+        </w:rPr>
+        <w:t>的内容写</w:t>
+      </w:r>
+    </w:p>
+    <w:bookmarkEnd w:id="1"/>
+    <w:p>
+      <w:pPr>
+        <w:pStyle w:val="a4"/>
+        <w:spacing w:line="360" w:lineRule="exact"/>
+        <w:ind w:left="640"/>
+        <w:rPr>
+          <w:color w:val="FF0000"/>
+          <w:sz w:val="32"/>
+          <w:szCs w:val="36"/>
+        </w:rPr>
+      </w:pPr>
+    </w:p>
+    <w:p>
+      <w:pPr>
+        <w:pStyle w:val="a4"/>
+        <w:spacing w:line="360" w:lineRule="exact"/>
+        <w:ind w:left="640"/>
+        <w:rPr>
+          <w:color w:val="FF0000"/>
+          <w:sz w:val="32"/>
+          <w:szCs w:val="36"/>
+        </w:rPr>
+      </w:pPr>
+    </w:p>
+    <w:p>
+      <w:pPr>
+        <w:pStyle w:val="a4"/>
+        <w:spacing w:line="360" w:lineRule="exact"/>
+        <w:ind w:left="640"/>
+        <w:rPr>
+          <w:color w:val="FF0000"/>
+          <w:sz w:val="32"/>
+          <w:szCs w:val="36"/>
+        </w:rPr>
+      </w:pPr>
+    </w:p>
+    <w:p>
+      <w:pPr>
+        <w:pStyle w:val="a4"/>
+        <w:spacing w:line="360" w:lineRule="exact"/>
+        <w:ind w:left="640"/>
+        <w:rPr>
+          <w:rFonts w:hint="eastAsia"/>
+          <w:sz w:val="24"/>
+          <w:szCs w:val="28"/>
+        </w:rPr>
+      </w:pPr>
+      <w:r>
+        <w:rPr>
+          <w:rFonts w:hint="eastAsia"/>
+          <w:sz w:val="24"/>
+          <w:szCs w:val="28"/>
+        </w:rPr>
+        <w:t>例</w:t>
+      </w:r>
+      <w:r>
+        <w:rPr>
+          <w:rFonts w:hint="eastAsia"/>
+          <w:sz w:val="24"/>
+          <w:szCs w:val="28"/>
+        </w:rPr>
+        <w:t>1</w:t>
+      </w:r>
+      <w:r>
+        <w:rPr>
+          <w:rFonts w:hint="eastAsia"/>
+          <w:sz w:val="24"/>
+          <w:szCs w:val="28"/>
+        </w:rPr>
+        <w:t>：</w:t>
+      </w:r>
+    </w:p>
+    <w:p>
+      <w:pPr>
+        <w:spacing w:line="360" w:lineRule="exact"/>
+        <w:ind w:left="221" w:firstLineChars="100" w:firstLine="240"/>
+        <w:rPr>
+          <w:rFonts w:hint="eastAsia"/>
+          <w:sz w:val="24"/>
+          <w:szCs w:val="28"/>
+        </w:rPr>
+      </w:pPr>
+      <w:r>
+        <w:rPr>
+          <w:sz w:val="24"/>
+          <w:szCs w:val="28"/>
+        </w:rPr>
+        <w:t>以往探讨快递过度包装的时候，不少人习惯归咎于卖家，认为他们是过度包装的罪魁祸首，实际上并不完全如此。对于卖家来说，层层叠叠、最终沦为垃圾的包装材料，都是他们用真金白银买回来的，过度包装不仅无法带来实质性收益，还会增添额外的成本。表面上看，快递过度包装是一个环保观念的问题，更深一层探究，其中折射出的是快递行业的内部管理问题：</w:t>
+      </w:r>
+      <w:r>
+        <w:rPr>
+          <w:sz w:val="24"/>
+          <w:szCs w:val="28"/>
+        </w:rPr>
+        <w:t>“</w:t>
+      </w:r>
+      <w:r>
+        <w:rPr>
+          <w:sz w:val="24"/>
+          <w:szCs w:val="28"/>
+        </w:rPr>
+        <w:t>野蛮快递</w:t>
+      </w:r>
+      <w:r>
+        <w:rPr>
+          <w:sz w:val="24"/>
+          <w:szCs w:val="28"/>
+        </w:rPr>
+        <w:t>”</w:t>
+      </w:r>
+      <w:r>
+        <w:rPr>
+          <w:sz w:val="24"/>
+          <w:szCs w:val="28"/>
+        </w:rPr>
+        <w:t>屡见不鲜，由于对快递运输环节不放心，商家希望以过度包装来取信消费者，消费者希望通过过度包装带来安慰，双方一拍即合，</w:t>
+      </w:r>
+      <w:bookmarkStart w:id="2" w:name="OLE_LINK5"/>
+      <w:r>
+        <w:rPr>
+          <w:sz w:val="24"/>
+          <w:szCs w:val="28"/>
+        </w:rPr>
+        <w:t>快递包装也因此越来越厚重</w:t>
+      </w:r>
+      <w:bookmarkEnd w:id="2"/>
+      <w:r>
+        <w:rPr>
+          <w:sz w:val="24"/>
+          <w:szCs w:val="28"/>
+        </w:rPr>
+        <w:t>。</w:t>
+      </w:r>
+    </w:p>
+    <w:p>
+      <w:pPr>
+        <w:pStyle w:val="a4"/>
+        <w:spacing w:line="360" w:lineRule="exact"/>
+        <w:ind w:left="640"/>
+        <w:rPr>
+          <w:sz w:val="24"/>
+          <w:szCs w:val="28"/>
+        </w:rPr>
+      </w:pPr>
+      <w:r>
+        <w:rPr>
+          <w:rFonts w:hint="eastAsia"/>
+          <w:sz w:val="24"/>
+          <w:szCs w:val="28"/>
+        </w:rPr>
+        <w:t>中心思想：</w:t>
+      </w:r>
+      <w:r>
+        <w:rPr>
+          <w:sz w:val="24"/>
+          <w:szCs w:val="28"/>
+        </w:rPr>
+        <w:t>快递过度包装根源在于快递行业内部管理问题</w:t>
+      </w:r>
+    </w:p>
+    <w:p>
+      <w:pPr>
+        <w:pStyle w:val="a4"/>
+        <w:spacing w:line="360" w:lineRule="exact"/>
+        <w:ind w:left="640"/>
+        <w:rPr>
+          <w:sz w:val="24"/>
+          <w:szCs w:val="28"/>
+        </w:rPr>
+      </w:pPr>
+      <w:r>
+        <w:rPr>
+          <w:sz w:val="24"/>
+          <w:szCs w:val="28"/>
+        </w:rPr>
+        <w:t>小主题：过度包装与快递行业管理的关系</w:t>
+      </w:r>
+      <w:r>
+        <w:rPr>
+          <w:sz w:val="24"/>
+          <w:szCs w:val="28"/>
+        </w:rPr>
+        <w:t xml:space="preserve"> </w:t>
+      </w:r>
+    </w:p>
+    <w:p>
+      <w:pPr>
+        <w:pStyle w:val="a4"/>
+        <w:spacing w:line="360" w:lineRule="exact"/>
+        <w:ind w:left="640"/>
+        <w:rPr>
+          <w:sz w:val="24"/>
+          <w:szCs w:val="28"/>
+        </w:rPr>
+      </w:pPr>
+      <w:r>
+        <w:rPr>
+          <w:sz w:val="24"/>
+          <w:szCs w:val="28"/>
+        </w:rPr>
+        <w:t>大主题：快递过度包装</w:t>
+      </w:r>
+    </w:p>
+    <w:p>
+      <w:pPr>
+        <w:pStyle w:val="a4"/>
+        <w:spacing w:line="360" w:lineRule="exact"/>
+        <w:ind w:left="640"/>
+        <w:rPr>
+          <w:b/>
+          <w:bCs/>
+          <w:color w:val="FF0000"/>
+          <w:sz w:val="32"/>
+          <w:szCs w:val="36"/>
+        </w:rPr>
+      </w:pPr>
+    </w:p>
+    <w:p>
+      <w:pPr>
+        <w:pStyle w:val="a4"/>
+        <w:spacing w:line="360" w:lineRule="exact"/>
+        <w:ind w:left="640"/>
+        <w:rPr>
+          <w:rFonts w:hint="eastAsia"/>
+          <w:sz w:val="24"/>
+          <w:szCs w:val="28"/>
+        </w:rPr>
+      </w:pPr>
+      <w:r>
+        <w:rPr>
+          <w:rFonts w:hint="eastAsia"/>
+          <w:sz w:val="24"/>
+          <w:szCs w:val="28"/>
+        </w:rPr>
+        <w:t>例</w:t>
+      </w:r>
+      <w:r>
+        <w:rPr>
+          <w:rFonts w:hint="eastAsia"/>
+          <w:sz w:val="24"/>
+          <w:szCs w:val="28"/>
+        </w:rPr>
+        <w:t>2</w:t>
+      </w:r>
+    </w:p>
+    <w:p>
+      <w:pPr>
+        <w:pStyle w:val="a4"/>
+        <w:spacing w:line="360" w:lineRule="exact"/>
+        <w:ind w:left="420" w:firstLine="220"/>
+        <w:rPr>
+          <w:sz w:val="24"/>
+          <w:szCs w:val="28"/>
+        </w:rPr>
+      </w:pPr>
+      <w:r>
+        <w:rPr>
+          <w:sz w:val="24"/>
+          <w:szCs w:val="28"/>
+        </w:rPr>
+        <w:t>如何给城市降噪，守护好人民的宁静权，成为基层执法不可回避的问题。首先，完善噪声污染管理体制是噪声治理的核心。多年来，噪声污染一直都是</w:t>
+      </w:r>
+      <w:r>
+        <w:rPr>
+          <w:sz w:val="24"/>
+          <w:szCs w:val="28"/>
+        </w:rPr>
+        <w:t>“</w:t>
+      </w:r>
+      <w:r>
+        <w:rPr>
+          <w:sz w:val="24"/>
+          <w:szCs w:val="28"/>
+        </w:rPr>
+        <w:t>民不告，官不纠</w:t>
+      </w:r>
+      <w:r>
+        <w:rPr>
+          <w:sz w:val="24"/>
+          <w:szCs w:val="28"/>
+        </w:rPr>
+        <w:t>”</w:t>
+      </w:r>
+      <w:r>
+        <w:rPr>
+          <w:sz w:val="24"/>
+          <w:szCs w:val="28"/>
+        </w:rPr>
+        <w:t>，</w:t>
+      </w:r>
+      <w:r>
+        <w:rPr>
+          <w:sz w:val="24"/>
+          <w:szCs w:val="28"/>
+        </w:rPr>
+        <w:t>“</w:t>
+      </w:r>
+      <w:r>
+        <w:rPr>
+          <w:sz w:val="24"/>
+          <w:szCs w:val="28"/>
+        </w:rPr>
+        <w:t>九龙治水</w:t>
+      </w:r>
+      <w:r>
+        <w:rPr>
+          <w:sz w:val="24"/>
+          <w:szCs w:val="28"/>
+        </w:rPr>
+        <w:t>”</w:t>
+      </w:r>
+      <w:r>
+        <w:rPr>
+          <w:sz w:val="24"/>
+          <w:szCs w:val="28"/>
+        </w:rPr>
+        <w:t>的管理模式造成噪声治理</w:t>
+      </w:r>
+      <w:r>
+        <w:rPr>
+          <w:sz w:val="24"/>
+          <w:szCs w:val="28"/>
+        </w:rPr>
+        <w:t>“</w:t>
+      </w:r>
+      <w:r>
+        <w:rPr>
+          <w:sz w:val="24"/>
+          <w:szCs w:val="28"/>
+        </w:rPr>
+        <w:t>谁都管，谁都不管</w:t>
+      </w:r>
+      <w:r>
+        <w:rPr>
+          <w:sz w:val="24"/>
+          <w:szCs w:val="28"/>
+        </w:rPr>
+        <w:t>”</w:t>
+      </w:r>
+      <w:r>
+        <w:rPr>
+          <w:sz w:val="24"/>
+          <w:szCs w:val="28"/>
+        </w:rPr>
+        <w:t>。噪声污染防治法施行后，各地还应进一步明确监管责任主体，明晰各</w:t>
+      </w:r>
+      <w:r>
+        <w:rPr>
+          <w:sz w:val="24"/>
+          <w:szCs w:val="28"/>
+        </w:rPr>
+        <w:lastRenderedPageBreak/>
+        <w:t>部门的职责范围，打通部门、行业区隔，避免管理真空，推进综合治噪。其次，开展联合整治行动是治理这一问题的利器。</w:t>
+      </w:r>
+      <w:r>
+        <w:rPr>
+          <w:sz w:val="24"/>
+          <w:szCs w:val="28"/>
+        </w:rPr>
+        <w:t xml:space="preserve"> </w:t>
+      </w:r>
+      <w:r>
+        <w:rPr>
+          <w:sz w:val="24"/>
+          <w:szCs w:val="28"/>
+        </w:rPr>
+        <w:t>这段文字接下来最可能讲的是：</w:t>
+      </w:r>
+    </w:p>
+    <w:p>
+      <w:pPr>
+        <w:pStyle w:val="a4"/>
+        <w:spacing w:line="360" w:lineRule="exact"/>
+        <w:ind w:left="640"/>
+        <w:rPr>
+          <w:sz w:val="24"/>
+          <w:szCs w:val="28"/>
+        </w:rPr>
+      </w:pPr>
+      <w:r>
+        <w:rPr>
+          <w:rFonts w:hint="eastAsia"/>
+          <w:sz w:val="24"/>
+          <w:szCs w:val="28"/>
+        </w:rPr>
+        <w:t>中心思想：完善管理体制，开展联合行动是降噪的对策</w:t>
+      </w:r>
+    </w:p>
+    <w:p>
+      <w:pPr>
+        <w:pStyle w:val="a4"/>
+        <w:spacing w:line="360" w:lineRule="exact"/>
+        <w:ind w:left="640"/>
+        <w:rPr>
+          <w:sz w:val="24"/>
+          <w:szCs w:val="28"/>
+        </w:rPr>
+      </w:pPr>
+      <w:r>
+        <w:rPr>
+          <w:rFonts w:hint="eastAsia"/>
+          <w:sz w:val="24"/>
+          <w:szCs w:val="28"/>
+        </w:rPr>
+        <w:t>小主题：</w:t>
+      </w:r>
+      <w:r>
+        <w:rPr>
+          <w:rFonts w:hint="eastAsia"/>
+          <w:sz w:val="24"/>
+          <w:szCs w:val="28"/>
+        </w:rPr>
+        <w:t>城市噪声治理</w:t>
+      </w:r>
+      <w:r>
+        <w:rPr>
+          <w:rFonts w:hint="eastAsia"/>
+          <w:sz w:val="24"/>
+          <w:szCs w:val="28"/>
+        </w:rPr>
+        <w:t>的对策</w:t>
+      </w:r>
+    </w:p>
+    <w:p>
+      <w:pPr>
+        <w:pStyle w:val="a4"/>
+        <w:spacing w:line="360" w:lineRule="exact"/>
+        <w:ind w:left="640"/>
+        <w:rPr>
+          <w:rFonts w:hint="eastAsia"/>
+          <w:sz w:val="24"/>
+          <w:szCs w:val="28"/>
+        </w:rPr>
+      </w:pPr>
+      <w:r>
+        <w:rPr>
+          <w:rFonts w:hint="eastAsia"/>
+          <w:sz w:val="24"/>
+          <w:szCs w:val="28"/>
+        </w:rPr>
+        <w:t>大主题：城市噪声治理</w:t>
+      </w:r>
+    </w:p>
+    <w:p>
+      <w:pPr>
+        <w:spacing w:line="360" w:lineRule="exact"/>
+        <w:rPr>
+          <w:rFonts w:hint="eastAsia"/>
+          <w:sz w:val="24"/>
+          <w:szCs w:val="28"/>
+        </w:rPr>
+      </w:pPr>
+      <w:r>
+        <w:rPr>
+          <w:sz w:val="24"/>
+          <w:szCs w:val="28"/>
+        </w:rPr>
+        <w:tab/>
+      </w:r>
+      <w:r>
+        <w:rPr>
+          <w:rFonts w:hint="eastAsia"/>
+          <w:sz w:val="24"/>
+          <w:szCs w:val="28"/>
+        </w:rPr>
+        <w:t xml:space="preserve">  </w:t>
+      </w:r>
+      <w:r>
+        <w:rPr>
+          <w:rFonts w:hint="eastAsia"/>
+          <w:sz w:val="24"/>
+          <w:szCs w:val="28"/>
+        </w:rPr>
+        <w:t>如果把“开展联合整治”去掉，则这题的</w:t>
+      </w:r>
+      <w:proofErr w:type="gramStart"/>
+      <w:r>
+        <w:rPr>
+          <w:rFonts w:hint="eastAsia"/>
+          <w:sz w:val="24"/>
+          <w:szCs w:val="28"/>
+        </w:rPr>
+        <w:t>小主题</w:t>
+      </w:r>
+      <w:proofErr w:type="gramEnd"/>
+      <w:r>
+        <w:rPr>
+          <w:rFonts w:hint="eastAsia"/>
+          <w:sz w:val="24"/>
+          <w:szCs w:val="28"/>
+        </w:rPr>
+        <w:t>就是噪声治理与管理体制的关系</w:t>
+      </w:r>
+    </w:p>
+    <w:p>
+      <w:pPr>
+        <w:pStyle w:val="a4"/>
+        <w:spacing w:line="360" w:lineRule="exact"/>
+        <w:ind w:left="640"/>
+        <w:rPr>
+          <w:color w:val="FF0000"/>
+          <w:sz w:val="32"/>
+          <w:szCs w:val="36"/>
+        </w:rPr>
+      </w:pPr>
+    </w:p>
+    <w:p>
+      <w:pPr>
+        <w:pStyle w:val="a4"/>
+        <w:spacing w:line="360" w:lineRule="exact"/>
+        <w:ind w:leftChars="382" w:left="840"/>
+        <w:rPr>
+          <w:color w:val="FF0000"/>
+          <w:sz w:val="32"/>
+          <w:szCs w:val="36"/>
+        </w:rPr>
+      </w:pPr>
+      <w:r>
+        <w:rPr>
+          <w:rFonts w:hint="eastAsia"/>
+          <w:color w:val="FF0000"/>
+          <w:sz w:val="32"/>
+          <w:szCs w:val="36"/>
+        </w:rPr>
+        <w:t>如果全文讲的都是通过完善管理体制来治理城市降噪</w:t>
+      </w:r>
+    </w:p>
+    <w:p>
+      <w:pPr>
+        <w:pStyle w:val="a4"/>
+        <w:spacing w:line="360" w:lineRule="exact"/>
+        <w:ind w:leftChars="382" w:left="840"/>
+        <w:rPr>
+          <w:color w:val="FF0000"/>
+          <w:sz w:val="32"/>
+          <w:szCs w:val="36"/>
+        </w:rPr>
+      </w:pPr>
+      <w:proofErr w:type="gramStart"/>
+      <w:r>
+        <w:rPr>
+          <w:rFonts w:hint="eastAsia"/>
+          <w:color w:val="FF0000"/>
+          <w:sz w:val="32"/>
+          <w:szCs w:val="36"/>
+        </w:rPr>
+        <w:t>那主题</w:t>
+      </w:r>
+      <w:proofErr w:type="gramEnd"/>
+      <w:r>
+        <w:rPr>
+          <w:rFonts w:hint="eastAsia"/>
+          <w:color w:val="FF0000"/>
+          <w:sz w:val="32"/>
+          <w:szCs w:val="36"/>
+        </w:rPr>
+        <w:t>是不是就是管理体制与降噪的关系了？</w:t>
+      </w:r>
+    </w:p>
+    <w:p>
+      <w:pPr>
+        <w:pStyle w:val="a4"/>
+        <w:spacing w:line="360" w:lineRule="exact"/>
+        <w:ind w:leftChars="382" w:left="840"/>
+        <w:rPr>
+          <w:color w:val="FF0000"/>
+          <w:sz w:val="32"/>
+          <w:szCs w:val="36"/>
+        </w:rPr>
+      </w:pPr>
+      <w:r>
+        <w:rPr>
+          <w:rFonts w:hint="eastAsia"/>
+          <w:color w:val="FF0000"/>
+          <w:sz w:val="32"/>
+          <w:szCs w:val="36"/>
+        </w:rPr>
+        <w:t>后面又加了个联合行动，关键词从</w:t>
+      </w:r>
+      <w:r>
+        <w:rPr>
+          <w:rFonts w:hint="eastAsia"/>
+          <w:color w:val="FF0000"/>
+          <w:sz w:val="32"/>
+          <w:szCs w:val="36"/>
+        </w:rPr>
+        <w:t>1</w:t>
+      </w:r>
+      <w:r>
+        <w:rPr>
+          <w:rFonts w:hint="eastAsia"/>
+          <w:color w:val="FF0000"/>
+          <w:sz w:val="32"/>
+          <w:szCs w:val="36"/>
+        </w:rPr>
+        <w:t>对</w:t>
+      </w:r>
+      <w:r>
+        <w:rPr>
+          <w:rFonts w:hint="eastAsia"/>
+          <w:color w:val="FF0000"/>
+          <w:sz w:val="32"/>
+          <w:szCs w:val="36"/>
+        </w:rPr>
+        <w:t>1</w:t>
+      </w:r>
+      <w:r>
+        <w:rPr>
+          <w:rFonts w:hint="eastAsia"/>
+          <w:color w:val="FF0000"/>
+          <w:sz w:val="32"/>
+          <w:szCs w:val="36"/>
+        </w:rPr>
+        <w:t>变成了，</w:t>
+      </w:r>
+      <w:r>
+        <w:rPr>
+          <w:rFonts w:hint="eastAsia"/>
+          <w:color w:val="FF0000"/>
+          <w:sz w:val="32"/>
+          <w:szCs w:val="36"/>
+        </w:rPr>
+        <w:t>1</w:t>
+      </w:r>
+      <w:r>
+        <w:rPr>
+          <w:rFonts w:hint="eastAsia"/>
+          <w:color w:val="FF0000"/>
+          <w:sz w:val="32"/>
+          <w:szCs w:val="36"/>
+        </w:rPr>
+        <w:t>对</w:t>
+      </w:r>
+      <w:r>
+        <w:rPr>
+          <w:rFonts w:hint="eastAsia"/>
+          <w:color w:val="FF0000"/>
+          <w:sz w:val="32"/>
+          <w:szCs w:val="36"/>
+        </w:rPr>
+        <w:t>2</w:t>
+      </w:r>
+      <w:r>
+        <w:rPr>
+          <w:rFonts w:hint="eastAsia"/>
+          <w:color w:val="FF0000"/>
+          <w:sz w:val="32"/>
+          <w:szCs w:val="36"/>
+        </w:rPr>
+        <w:t>，显得城市降噪的更核心了</w:t>
+      </w:r>
+    </w:p>
+    <w:p>
+      <w:pPr>
+        <w:pStyle w:val="a4"/>
+        <w:spacing w:line="360" w:lineRule="exact"/>
+        <w:ind w:leftChars="382" w:left="840"/>
+        <w:rPr>
+          <w:color w:val="FF0000"/>
+          <w:sz w:val="32"/>
+          <w:szCs w:val="36"/>
+        </w:rPr>
+      </w:pPr>
+      <w:r>
+        <w:rPr>
+          <w:rFonts w:hint="eastAsia"/>
+          <w:color w:val="FF0000"/>
+          <w:sz w:val="32"/>
+          <w:szCs w:val="36"/>
+        </w:rPr>
+        <w:t>所以说一般没有三个主题，因为关键词一多，就会</w:t>
+      </w:r>
+      <w:proofErr w:type="gramStart"/>
+      <w:r>
+        <w:rPr>
+          <w:rFonts w:hint="eastAsia"/>
+          <w:color w:val="FF0000"/>
+          <w:sz w:val="32"/>
+          <w:szCs w:val="36"/>
+        </w:rPr>
+        <w:t>凸</w:t>
+      </w:r>
+      <w:proofErr w:type="gramEnd"/>
+      <w:r>
+        <w:rPr>
+          <w:rFonts w:hint="eastAsia"/>
+          <w:color w:val="FF0000"/>
+          <w:sz w:val="32"/>
+          <w:szCs w:val="36"/>
+        </w:rPr>
+        <w:t>显出更重要的关键词出来</w:t>
+      </w:r>
+    </w:p>
+    <w:p>
+      <w:pPr>
+        <w:pStyle w:val="a4"/>
+        <w:spacing w:line="360" w:lineRule="exact"/>
+        <w:ind w:leftChars="382" w:left="840"/>
+        <w:rPr>
+          <w:color w:val="FF0000"/>
+          <w:sz w:val="32"/>
+          <w:szCs w:val="36"/>
+        </w:rPr>
+      </w:pPr>
+      <w:r>
+        <w:rPr>
+          <w:rFonts w:hint="eastAsia"/>
+          <w:color w:val="FF0000"/>
+          <w:sz w:val="32"/>
+          <w:szCs w:val="36"/>
+        </w:rPr>
+        <w:t>没错</w:t>
+      </w:r>
+    </w:p>
+    <w:p>
+      <w:pPr>
+        <w:pStyle w:val="a4"/>
+        <w:spacing w:line="360" w:lineRule="exact"/>
+        <w:ind w:left="640"/>
+        <w:rPr>
+          <w:color w:val="FF0000"/>
+          <w:sz w:val="32"/>
+          <w:szCs w:val="36"/>
+        </w:rPr>
+      </w:pPr>
+    </w:p>
+    <w:p>
+      <w:pPr>
+        <w:pStyle w:val="a4"/>
+        <w:spacing w:line="360" w:lineRule="exact"/>
+        <w:ind w:left="640"/>
+        <w:rPr>
+          <w:b/>
+          <w:bCs/>
+          <w:color w:val="FF0000"/>
+          <w:sz w:val="32"/>
+          <w:szCs w:val="36"/>
+        </w:rPr>
+      </w:pPr>
+    </w:p>
+    <w:p>
+      <w:pPr>
+        <w:pStyle w:val="a4"/>
+        <w:spacing w:line="360" w:lineRule="exact"/>
+        <w:ind w:left="640"/>
+        <w:rPr>
+          <w:b/>
+          <w:bCs/>
+          <w:color w:val="FF0000"/>
+          <w:sz w:val="32"/>
+          <w:szCs w:val="36"/>
+        </w:rPr>
+      </w:pPr>
+    </w:p>
+    <w:p>
+      <w:pPr>
+        <w:pStyle w:val="a4"/>
+        <w:spacing w:line="360" w:lineRule="exact"/>
+        <w:ind w:left="640"/>
+        <w:rPr>
+          <w:color w:val="FF0000"/>
+          <w:sz w:val="32"/>
+          <w:szCs w:val="36"/>
+        </w:rPr>
+      </w:pPr>
+    </w:p>
+    <w:p>
+      <w:pPr>
+        <w:pStyle w:val="a4"/>
+        <w:spacing w:line="360" w:lineRule="exact"/>
+        <w:ind w:left="640"/>
+        <w:rPr>
+          <w:color w:val="FF0000"/>
+          <w:sz w:val="32"/>
+          <w:szCs w:val="36"/>
+        </w:rPr>
+      </w:pPr>
+      <w:r>
+        <w:rPr>
+          <w:rFonts w:hint="eastAsia"/>
+          <w:color w:val="FF0000"/>
+          <w:sz w:val="32"/>
+          <w:szCs w:val="36"/>
+        </w:rPr>
+        <w:t>能不能用来判断加强削弱中的</w:t>
+      </w:r>
+      <w:r>
+        <w:rPr>
+          <w:rFonts w:hint="eastAsia"/>
+          <w:color w:val="FF0000"/>
+          <w:sz w:val="32"/>
+          <w:szCs w:val="36"/>
+        </w:rPr>
+        <w:t xml:space="preserve"> </w:t>
+      </w:r>
+      <w:r>
+        <w:rPr>
+          <w:rFonts w:hint="eastAsia"/>
+          <w:color w:val="FF0000"/>
+          <w:sz w:val="32"/>
+          <w:szCs w:val="36"/>
+        </w:rPr>
+        <w:t>推论因果</w:t>
+      </w:r>
+      <w:r>
+        <w:rPr>
+          <w:rFonts w:hint="eastAsia"/>
+          <w:color w:val="FF0000"/>
+          <w:sz w:val="32"/>
+          <w:szCs w:val="36"/>
+        </w:rPr>
+        <w:t xml:space="preserve"> </w:t>
+      </w:r>
+      <w:r>
+        <w:rPr>
+          <w:rFonts w:hint="eastAsia"/>
+          <w:color w:val="FF0000"/>
+          <w:sz w:val="32"/>
+          <w:szCs w:val="36"/>
+        </w:rPr>
+        <w:t>论点</w:t>
+      </w:r>
+    </w:p>
+    <w:p>
+      <w:pPr>
+        <w:pStyle w:val="a4"/>
+        <w:spacing w:line="360" w:lineRule="exact"/>
+        <w:ind w:left="640"/>
+        <w:rPr>
+          <w:color w:val="FF0000"/>
+          <w:sz w:val="32"/>
+          <w:szCs w:val="36"/>
+        </w:rPr>
+      </w:pPr>
+    </w:p>
+    <w:p>
+      <w:pPr>
+        <w:pStyle w:val="a4"/>
+        <w:spacing w:line="360" w:lineRule="exact"/>
+        <w:ind w:left="640"/>
+        <w:rPr>
+          <w:color w:val="FF0000"/>
+          <w:sz w:val="32"/>
+          <w:szCs w:val="36"/>
+        </w:rPr>
+      </w:pPr>
+      <w:r>
+        <w:rPr>
+          <w:rFonts w:hint="eastAsia"/>
+          <w:color w:val="FF0000"/>
+          <w:sz w:val="32"/>
+          <w:szCs w:val="36"/>
+        </w:rPr>
+        <w:t>等同于加强削弱中的是否有关理论，该理论总结出来的就是主题？</w:t>
+      </w:r>
+    </w:p>
+    <w:p>
+      <w:pPr>
+        <w:spacing w:after="0" w:line="240" w:lineRule="auto"/>
+        <w:rPr>
+          <w:sz w:val="24"/>
+          <w:szCs w:val="28"/>
+        </w:rPr>
+      </w:pPr>
+    </w:p>
+    <w:p>
+      <w:pPr>
+        <w:pStyle w:val="a4"/>
+        <w:spacing w:after="0" w:line="240" w:lineRule="auto"/>
+        <w:ind w:left="0" w:firstLine="420"/>
+        <w:contextualSpacing w:val="0"/>
+        <w:rPr>
+          <w:sz w:val="24"/>
+          <w:szCs w:val="28"/>
+        </w:rPr>
+      </w:pPr>
+    </w:p>
+    <w:p>
+      <w:pPr>
+        <w:pStyle w:val="a4"/>
+        <w:numPr>
+          <w:ilvl w:val="0"/>
+          <w:numId w:val="1"/>
+        </w:numPr>
+        <w:spacing w:beforeLines="50" w:before="156" w:after="0" w:line="240" w:lineRule="auto"/>
+        <w:contextualSpacing w:val="0"/>
+        <w:outlineLvl w:val="0"/>
+        <w:rPr>
+          <w:b/>
+          <w:bCs/>
+        </w:rPr>
+      </w:pPr>
+      <w:r>
+        <w:rPr>
+          <w:rFonts w:hint="eastAsia"/>
+          <w:b/>
+          <w:bCs/>
+          <w:sz w:val="32"/>
+          <w:szCs w:val="36"/>
+        </w:rPr>
         <w:t>适用题型</w:t>
       </w:r>
     </w:p>
@@ -1575,15 +3076,19 @@
         <w:rPr>
           <w:rFonts w:hint="eastAsia"/>
         </w:rPr>
-        <w:t>，当题目问的是根据材料可以推出？或下列说法正确的是？一般问的就是隐含的作者意图，因为考其他两者的话都太直观太简单了。其实按上面的规则也行，这种题他只可能会符合作者意图</w:t>
+        <w:t>，当题目问的是根据材料可以推出？或下列说法正确的是？一般问的就是隐含的作者意图，因为考其他两者的话都太直观太简单了。其实按上面的规则也行，这种</w:t>
+      </w:r>
+      <w:r>
+        <w:rPr>
+          <w:rFonts w:hint="eastAsia"/>
+        </w:rPr>
+        <w:lastRenderedPageBreak/>
+        <w:t>题他只可能会符合作者意图</w:t>
       </w:r>
     </w:p>
     <w:p>
       <w:pPr>
         <w:ind w:firstLine="420"/>
-        <w:rPr>
-          <w:rFonts w:hint="eastAsia"/>
-        </w:rPr>
       </w:pPr>
       <w:r>
         <w:rPr>
@@ -1845,254 +3350,274 @@
           <w:rFonts w:hint="eastAsia"/>
           <w:u w:val="single"/>
         </w:rPr>
+        <w:t>中心思想：</w:t>
+      </w:r>
+      <w:r>
+        <w:rPr>
+          <w:rFonts w:hint="eastAsia"/>
+        </w:rPr>
+        <w:t>应从公权力和科技角度解决老年人数字鸿沟问题</w:t>
+      </w:r>
+    </w:p>
+    <w:p>
+      <w:pPr>
+        <w:spacing w:after="0" w:line="279" w:lineRule="auto"/>
+      </w:pPr>
+      <w:r>
+        <w:rPr>
+          <w:rFonts w:hint="eastAsia"/>
+        </w:rPr>
+        <w:t>注：数字鸿沟的造成原因放弃了，因为下文没用到，不属于主干内容</w:t>
+      </w:r>
+    </w:p>
+    <w:p>
+      <w:pPr>
+        <w:spacing w:after="0" w:line="279" w:lineRule="auto"/>
+      </w:pPr>
+      <w:r>
+        <w:rPr>
+          <w:rFonts w:hint="eastAsia"/>
+          <w:u w:val="single"/>
+        </w:rPr>
+        <w:t>核心观点：</w:t>
+      </w:r>
+      <w:r>
+        <w:rPr>
+          <w:rFonts w:hint="eastAsia"/>
+        </w:rPr>
+        <w:t>公权力应充分保障老年人需求，科技进步同时需要保障老年人需求</w:t>
+      </w:r>
+    </w:p>
+    <w:p>
+      <w:pPr>
+        <w:spacing w:after="0" w:line="279" w:lineRule="auto"/>
+      </w:pPr>
+      <w:r>
+        <w:rPr>
+          <w:rFonts w:hint="eastAsia"/>
+          <w:u w:val="single"/>
+        </w:rPr>
+        <w:t>作者意图：</w:t>
+      </w:r>
+      <w:r>
+        <w:rPr>
+          <w:rFonts w:hint="eastAsia"/>
+        </w:rPr>
+        <w:t>呼吁政府利用公权力保障老年人需求</w:t>
+      </w:r>
+    </w:p>
+    <w:p>
+      <w:pPr>
+        <w:spacing w:after="0" w:line="279" w:lineRule="auto"/>
+      </w:pPr>
+    </w:p>
+    <w:p>
+      <w:pPr>
+        <w:spacing w:after="0" w:line="279" w:lineRule="auto"/>
+      </w:pPr>
+      <w:r>
+        <w:rPr>
+          <w:rFonts w:hint="eastAsia"/>
+        </w:rPr>
+        <w:t>答案</w:t>
+      </w:r>
+      <w:r>
+        <w:rPr>
+          <w:rFonts w:hint="eastAsia"/>
+        </w:rPr>
+        <w:t>BCD</w:t>
+      </w:r>
+      <w:r>
+        <w:rPr>
+          <w:rFonts w:hint="eastAsia"/>
+        </w:rPr>
+        <w:t>都没体现核心观点和作者意图，其中</w:t>
+      </w:r>
+      <w:r>
+        <w:rPr>
+          <w:rFonts w:hint="eastAsia"/>
+        </w:rPr>
+        <w:t>B</w:t>
+      </w:r>
+      <w:r>
+        <w:rPr>
+          <w:rFonts w:hint="eastAsia"/>
+        </w:rPr>
+        <w:t>属于中心思想一部分，但过于片面。</w:t>
+      </w:r>
+      <w:r>
+        <w:rPr>
+          <w:rFonts w:hint="eastAsia"/>
+        </w:rPr>
+        <w:t>C</w:t>
+      </w:r>
+      <w:r>
+        <w:rPr>
+          <w:rFonts w:hint="eastAsia"/>
+        </w:rPr>
+        <w:t>不是中心思想，造成原因不是整体主干。</w:t>
+      </w:r>
+      <w:r>
+        <w:rPr>
+          <w:rFonts w:hint="eastAsia"/>
+        </w:rPr>
+        <w:t>D</w:t>
+      </w:r>
+      <w:r>
+        <w:rPr>
+          <w:rFonts w:hint="eastAsia"/>
+        </w:rPr>
+        <w:t>文中没提到，无中生有。</w:t>
+      </w:r>
+      <w:r>
+        <w:rPr>
+          <w:rFonts w:hint="eastAsia"/>
+        </w:rPr>
+        <w:t>A</w:t>
+      </w:r>
+      <w:r>
+        <w:rPr>
+          <w:rFonts w:hint="eastAsia"/>
+        </w:rPr>
+        <w:t>提到了文章主干，，虽没提到公权力，但整个主干是有的。</w:t>
+      </w:r>
+      <w:r>
+        <w:rPr>
+          <w:rFonts w:hint="eastAsia"/>
+        </w:rPr>
+        <w:t>A</w:t>
+      </w:r>
+      <w:r>
+        <w:rPr>
+          <w:rFonts w:hint="eastAsia"/>
+        </w:rPr>
+        <w:t>离三类核心内容最近，选</w:t>
+      </w:r>
+      <w:r>
+        <w:rPr>
+          <w:rFonts w:hint="eastAsia"/>
+        </w:rPr>
+        <w:t>A</w:t>
+      </w:r>
+    </w:p>
+    <w:p>
+      <w:pPr>
+        <w:ind w:firstLine="420"/>
+      </w:pPr>
+    </w:p>
+    <w:p>
+      <w:pPr>
+        <w:ind w:firstLine="420"/>
+      </w:pPr>
+      <w:r>
+        <w:rPr>
+          <w:rFonts w:hint="eastAsia"/>
+        </w:rPr>
+        <w:t>例</w:t>
+      </w:r>
+      <w:r>
+        <w:rPr>
+          <w:rFonts w:hint="eastAsia"/>
+        </w:rPr>
+        <w:t>2</w:t>
+      </w:r>
+      <w:r>
+        <w:rPr>
+          <w:rFonts w:hint="eastAsia"/>
+        </w:rPr>
+        <w:t>（选项中全是意图</w:t>
+      </w:r>
+      <w:r>
+        <w:rPr>
+          <w:rFonts w:hint="eastAsia"/>
+        </w:rPr>
+        <w:t xml:space="preserve">  </w:t>
+      </w:r>
+      <w:r>
+        <w:rPr>
+          <w:rFonts w:hint="eastAsia"/>
+        </w:rPr>
+        <w:t>提出补丁</w:t>
+      </w:r>
+      <w:r>
+        <w:rPr>
+          <w:rFonts w:hint="eastAsia"/>
+        </w:rPr>
+        <w:t>1</w:t>
+      </w:r>
+      <w:r>
+        <w:rPr>
+          <w:rFonts w:hint="eastAsia"/>
+        </w:rPr>
+        <w:t xml:space="preserve">  20260114</w:t>
+      </w:r>
+      <w:r>
+        <w:rPr>
+          <w:rFonts w:hint="eastAsia"/>
+        </w:rPr>
+        <w:t>增：感觉这题更像是细节推断</w:t>
+      </w:r>
+      <w:r>
+        <w:rPr>
+          <w:rFonts w:hint="eastAsia"/>
+        </w:rPr>
+        <w:t>）：</w:t>
+      </w:r>
+    </w:p>
+    <w:p>
+      <w:pPr>
+        <w:ind w:firstLine="420"/>
+      </w:pPr>
+      <w:r>
+        <w:rPr>
+          <w:rFonts w:hint="eastAsia"/>
+        </w:rPr>
+        <w:t>考古学家在阿拉伯半岛的阿尔马塔夫遗址中已清理出</w:t>
+      </w:r>
+      <w:r>
+        <w:rPr>
+          <w:rFonts w:hint="eastAsia"/>
+        </w:rPr>
+        <w:t>9000</w:t>
+      </w:r>
+      <w:r>
+        <w:rPr>
+          <w:rFonts w:hint="eastAsia"/>
+        </w:rPr>
+        <w:t>多件遗物，其中以上</w:t>
+      </w:r>
+      <w:r>
+        <w:rPr>
+          <w:rFonts w:hint="eastAsia"/>
+        </w:rPr>
+        <w:t>90%</w:t>
+      </w:r>
+      <w:r>
+        <w:rPr>
+          <w:rFonts w:hint="eastAsia"/>
+        </w:rPr>
+        <w:t>为当地的朱尔法陶，包括一件完整的朱尔法夹砂红陶罐；西亚釉陶仍为孔雀绿釉陶和熔块胎陶；中国产的瓷器有龙泉窑青瓷，景德镇窑青花瓷、白瓷、青白瓷及广东地区产酱釉粗瓷等；另有泰国产青瓷。中国产的瓷器年代以明中晚期至清代为主。此外，出土了</w:t>
+      </w:r>
+      <w:r>
+        <w:rPr>
+          <w:rFonts w:hint="eastAsia"/>
+        </w:rPr>
         <w:lastRenderedPageBreak/>
-        <w:t>中心思想：</w:t>
-      </w:r>
-      <w:r>
-        <w:rPr>
-          <w:rFonts w:hint="eastAsia"/>
-        </w:rPr>
-        <w:t>应从公权力和科技角度解决老年人数字鸿沟问题</w:t>
-      </w:r>
-    </w:p>
-    <w:p>
-      <w:pPr>
-        <w:spacing w:after="0" w:line="279" w:lineRule="auto"/>
-      </w:pPr>
-      <w:r>
-        <w:rPr>
-          <w:rFonts w:hint="eastAsia"/>
-        </w:rPr>
-        <w:t>注：数字鸿沟的造成原因放弃了，因为下文没用到，不属于主干内容</w:t>
-      </w:r>
-    </w:p>
-    <w:p>
-      <w:pPr>
-        <w:spacing w:after="0" w:line="279" w:lineRule="auto"/>
-      </w:pPr>
-      <w:r>
-        <w:rPr>
-          <w:rFonts w:hint="eastAsia"/>
-          <w:u w:val="single"/>
-        </w:rPr>
-        <w:t>核心观点：</w:t>
-      </w:r>
-      <w:r>
-        <w:rPr>
-          <w:rFonts w:hint="eastAsia"/>
-        </w:rPr>
-        <w:t>公权力应充分保障老年人需求，科技进步同时需要保障老年人需求</w:t>
-      </w:r>
-    </w:p>
-    <w:p>
-      <w:pPr>
-        <w:spacing w:after="0" w:line="279" w:lineRule="auto"/>
-      </w:pPr>
-      <w:r>
-        <w:rPr>
-          <w:rFonts w:hint="eastAsia"/>
-          <w:u w:val="single"/>
-        </w:rPr>
-        <w:t>作者意图：</w:t>
-      </w:r>
-      <w:r>
-        <w:rPr>
-          <w:rFonts w:hint="eastAsia"/>
-        </w:rPr>
-        <w:t>呼吁政府利用公权力保障老年人需求</w:t>
-      </w:r>
-    </w:p>
-    <w:p>
-      <w:pPr>
-        <w:spacing w:after="0" w:line="279" w:lineRule="auto"/>
-      </w:pPr>
-    </w:p>
-    <w:p>
-      <w:pPr>
-        <w:spacing w:after="0" w:line="279" w:lineRule="auto"/>
-      </w:pPr>
-      <w:r>
-        <w:rPr>
-          <w:rFonts w:hint="eastAsia"/>
-        </w:rPr>
-        <w:t>答案</w:t>
-      </w:r>
-      <w:r>
-        <w:rPr>
-          <w:rFonts w:hint="eastAsia"/>
-        </w:rPr>
-        <w:t>BCD</w:t>
-      </w:r>
-      <w:r>
-        <w:rPr>
-          <w:rFonts w:hint="eastAsia"/>
-        </w:rPr>
-        <w:t>都没体现核心观点和作者意图，其中</w:t>
-      </w:r>
-      <w:r>
-        <w:rPr>
-          <w:rFonts w:hint="eastAsia"/>
-        </w:rPr>
-        <w:t>B</w:t>
-      </w:r>
-      <w:r>
-        <w:rPr>
-          <w:rFonts w:hint="eastAsia"/>
-        </w:rPr>
-        <w:t>属于中心思想一部分，但过于片面。</w:t>
-      </w:r>
-      <w:r>
-        <w:rPr>
-          <w:rFonts w:hint="eastAsia"/>
-        </w:rPr>
-        <w:t>C</w:t>
-      </w:r>
-      <w:r>
-        <w:rPr>
-          <w:rFonts w:hint="eastAsia"/>
-        </w:rPr>
-        <w:t>不是中心思想，造成原因不是整体主干。</w:t>
-      </w:r>
-      <w:r>
-        <w:rPr>
-          <w:rFonts w:hint="eastAsia"/>
-        </w:rPr>
-        <w:t>D</w:t>
-      </w:r>
-      <w:r>
-        <w:rPr>
-          <w:rFonts w:hint="eastAsia"/>
-        </w:rPr>
-        <w:t>文中没提到，无中生有。</w:t>
-      </w:r>
-      <w:r>
-        <w:rPr>
-          <w:rFonts w:hint="eastAsia"/>
-        </w:rPr>
-        <w:t>A</w:t>
-      </w:r>
-      <w:r>
-        <w:rPr>
-          <w:rFonts w:hint="eastAsia"/>
-        </w:rPr>
-        <w:t>提到了文章主干，，虽没提到公权力，但整个主干是有的。</w:t>
-      </w:r>
-      <w:r>
-        <w:rPr>
-          <w:rFonts w:hint="eastAsia"/>
-        </w:rPr>
-        <w:t>A</w:t>
-      </w:r>
-      <w:r>
-        <w:rPr>
-          <w:rFonts w:hint="eastAsia"/>
-        </w:rPr>
-        <w:t>离三类核心内容最近，选</w:t>
-      </w:r>
-      <w:r>
-        <w:rPr>
-          <w:rFonts w:hint="eastAsia"/>
-        </w:rPr>
-        <w:t>A</w:t>
-      </w:r>
-    </w:p>
-    <w:p>
-      <w:pPr>
-        <w:ind w:firstLine="420"/>
-      </w:pPr>
-    </w:p>
-    <w:p>
-      <w:pPr>
-        <w:ind w:firstLine="420"/>
-      </w:pPr>
-      <w:r>
-        <w:rPr>
-          <w:rFonts w:hint="eastAsia"/>
-        </w:rPr>
-        <w:t>例</w:t>
-      </w:r>
-      <w:r>
-        <w:rPr>
-          <w:rFonts w:hint="eastAsia"/>
-        </w:rPr>
-        <w:t>2</w:t>
-      </w:r>
-      <w:r>
-        <w:rPr>
-          <w:rFonts w:hint="eastAsia"/>
-        </w:rPr>
-        <w:t>（选项中全是意图</w:t>
-      </w:r>
-      <w:r>
-        <w:rPr>
-          <w:rFonts w:hint="eastAsia"/>
-        </w:rPr>
-        <w:t xml:space="preserve">  </w:t>
-      </w:r>
-      <w:r>
-        <w:rPr>
-          <w:rFonts w:hint="eastAsia"/>
-        </w:rPr>
-        <w:t>提出补丁</w:t>
-      </w:r>
-      <w:r>
-        <w:rPr>
-          <w:rFonts w:hint="eastAsia"/>
-        </w:rPr>
-        <w:t>1</w:t>
-      </w:r>
-      <w:r>
-        <w:rPr>
-          <w:rFonts w:hint="eastAsia"/>
-        </w:rPr>
-        <w:t xml:space="preserve">  20260114</w:t>
-      </w:r>
-      <w:r>
-        <w:rPr>
-          <w:rFonts w:hint="eastAsia"/>
-        </w:rPr>
-        <w:t>增：感觉这题更像是细节推断</w:t>
-      </w:r>
-      <w:r>
-        <w:rPr>
-          <w:rFonts w:hint="eastAsia"/>
-        </w:rPr>
-        <w:t>）：</w:t>
-      </w:r>
-    </w:p>
-    <w:p>
-      <w:pPr>
-        <w:ind w:firstLine="420"/>
-      </w:pPr>
-      <w:r>
-        <w:rPr>
-          <w:rFonts w:hint="eastAsia"/>
-        </w:rPr>
-        <w:t>考古学家在阿拉伯半岛的阿尔马塔夫遗址中已清理出</w:t>
-      </w:r>
-      <w:r>
-        <w:rPr>
-          <w:rFonts w:hint="eastAsia"/>
-        </w:rPr>
-        <w:t>9000</w:t>
-      </w:r>
-      <w:r>
-        <w:rPr>
-          <w:rFonts w:hint="eastAsia"/>
-        </w:rPr>
-        <w:t>多件遗物，其中以上</w:t>
-      </w:r>
-      <w:r>
-        <w:rPr>
-          <w:rFonts w:hint="eastAsia"/>
-        </w:rPr>
-        <w:t>90%</w:t>
-      </w:r>
-      <w:r>
-        <w:rPr>
-          <w:rFonts w:hint="eastAsia"/>
-        </w:rPr>
-        <w:t>为当地的朱尔法陶，包括一件完整的朱尔法夹砂红陶罐；西亚釉陶仍为孔雀绿釉陶和熔块胎陶；中国产的瓷器有龙泉窑青瓷，景德镇窑青花瓷、白瓷、青白瓷及广东地区产酱釉粗瓷等；另有泰国产青瓷。中国产的瓷器年代以明中晚期至清代为主。此外，出土了较多的玻璃手镯，还出土了一件侈口、细颈、圆形扁腹玻璃瓶。参考中国瓷器的年份，该区至少存在一个</w:t>
+        <w:t>较多的玻璃手镯，还出土了一件</w:t>
+      </w:r>
+      <w:proofErr w:type="gramStart"/>
+      <w:r>
+        <w:rPr>
+          <w:rFonts w:hint="eastAsia"/>
+        </w:rPr>
+        <w:t>侈</w:t>
+      </w:r>
+      <w:proofErr w:type="gramEnd"/>
+      <w:r>
+        <w:rPr>
+          <w:rFonts w:hint="eastAsia"/>
+        </w:rPr>
+        <w:t>口、细颈、圆形扁腹玻璃瓶。参考中国瓷器的年份，该区至少存在一个</w:t>
       </w:r>
       <w:r>
         <w:rPr>
@@ -2142,11 +3667,19 @@
         </w:rPr>
         <w:t>A</w:t>
       </w:r>
-      <w:r>
-        <w:rPr>
-          <w:rFonts w:hint="eastAsia"/>
-        </w:rPr>
-        <w:t>阿尔马塔夫最具地方特色的陶器是朱尔法陶器</w:t>
+      <w:proofErr w:type="gramStart"/>
+      <w:r>
+        <w:rPr>
+          <w:rFonts w:hint="eastAsia"/>
+        </w:rPr>
+        <w:t>阿尔马塔夫最具</w:t>
+      </w:r>
+      <w:proofErr w:type="gramEnd"/>
+      <w:r>
+        <w:rPr>
+          <w:rFonts w:hint="eastAsia"/>
+        </w:rPr>
+        <w:t>地方特色的陶器是朱尔法陶器</w:t>
       </w:r>
     </w:p>
     <w:p>
@@ -2164,7 +3697,21 @@
         <w:rPr>
           <w:rFonts w:hint="eastAsia"/>
         </w:rPr>
-        <w:t>明初中国已与阿尔马塔夫存在频繁的官方往来</w:t>
+        <w:t>明初中国已与阿尔马塔</w:t>
+      </w:r>
+      <w:proofErr w:type="gramStart"/>
+      <w:r>
+        <w:rPr>
+          <w:rFonts w:hint="eastAsia"/>
+        </w:rPr>
+        <w:t>夫存在</w:t>
+      </w:r>
+      <w:proofErr w:type="gramEnd"/>
+      <w:r>
+        <w:rPr>
+          <w:rFonts w:hint="eastAsia"/>
+        </w:rPr>
+        <w:t>频繁的官方往来</w:t>
       </w:r>
     </w:p>
     <w:p>
@@ -2200,7 +3747,21 @@
         <w:rPr>
           <w:rFonts w:hint="eastAsia"/>
         </w:rPr>
-        <w:t>葡萄牙殖民者占领时期的阿尔马塔夫繁荣发达</w:t>
+        <w:t>葡萄牙殖民者占领时期的阿尔马塔</w:t>
+      </w:r>
+      <w:proofErr w:type="gramStart"/>
+      <w:r>
+        <w:rPr>
+          <w:rFonts w:hint="eastAsia"/>
+        </w:rPr>
+        <w:t>夫繁荣</w:t>
+      </w:r>
+      <w:proofErr w:type="gramEnd"/>
+      <w:r>
+        <w:rPr>
+          <w:rFonts w:hint="eastAsia"/>
+        </w:rPr>
+        <w:t>发达</w:t>
       </w:r>
     </w:p>
     <w:p>
@@ -2361,7 +3922,35 @@
         <w:rPr>
           <w:rFonts w:hint="eastAsia"/>
         </w:rPr>
-        <w:t>注：这些具体的案例为什么不收到考古学家发现大量遗物里去？这个其实没有一个严格的规定，此处可收可不收，我是觉得绝大多数篇幅都在描述具体案例，不收更好。此处因为举大量例子后还给出了个作者主观看法，所以作者核心目的可能是最后的看法，而不是这大量篇幅的例子，所以其实具体案例收到第一部分也行。</w:t>
+        <w:t>注：这些具体的案例为什么</w:t>
+      </w:r>
+      <w:proofErr w:type="gramStart"/>
+      <w:r>
+        <w:rPr>
+          <w:rFonts w:hint="eastAsia"/>
+        </w:rPr>
+        <w:t>不</w:t>
+      </w:r>
+      <w:proofErr w:type="gramEnd"/>
+      <w:r>
+        <w:rPr>
+          <w:rFonts w:hint="eastAsia"/>
+        </w:rPr>
+        <w:t>收到考古学家发现大量遗物里去？这个其实没有一个严格的规定，此处可收可不收，我是觉得绝大多数篇幅都在描述具体案例，不收更好。此处因为</w:t>
+      </w:r>
+      <w:proofErr w:type="gramStart"/>
+      <w:r>
+        <w:rPr>
+          <w:rFonts w:hint="eastAsia"/>
+        </w:rPr>
+        <w:t>举大量</w:t>
+      </w:r>
+      <w:proofErr w:type="gramEnd"/>
+      <w:r>
+        <w:rPr>
+          <w:rFonts w:hint="eastAsia"/>
+        </w:rPr>
+        <w:t>例子后还给出了个作者主观看法，所以作者核心目的可能是最后的看法，而不是这大量篇幅的例子，所以其实具体案例收到第一部分也行。</w:t>
       </w:r>
       <w:r>
         <w:rPr>
@@ -2381,7 +3970,35 @@
         <w:rPr>
           <w:rFonts w:hint="eastAsia"/>
         </w:rPr>
-        <w:t>注：为什么省略了”还出土了一件侈口、细颈、圆形扁腹玻璃瓶“，因为篇幅短，上下文没用到。为啥不省略较多玻璃手镯？其实也可以省略，看感觉</w:t>
+        <w:t>注：为什么省略了</w:t>
+      </w:r>
+      <w:proofErr w:type="gramStart"/>
+      <w:r>
+        <w:rPr>
+          <w:rFonts w:hint="eastAsia"/>
+        </w:rPr>
+        <w:t>”</w:t>
+      </w:r>
+      <w:proofErr w:type="gramEnd"/>
+      <w:r>
+        <w:rPr>
+          <w:rFonts w:hint="eastAsia"/>
+        </w:rPr>
+        <w:t>还出土了一件</w:t>
+      </w:r>
+      <w:proofErr w:type="gramStart"/>
+      <w:r>
+        <w:rPr>
+          <w:rFonts w:hint="eastAsia"/>
+        </w:rPr>
+        <w:t>侈</w:t>
+      </w:r>
+      <w:proofErr w:type="gramEnd"/>
+      <w:r>
+        <w:rPr>
+          <w:rFonts w:hint="eastAsia"/>
+        </w:rPr>
+        <w:t>口、细颈、圆形扁腹玻璃瓶“，因为篇幅短，上下文没用到。为啥不省略较多玻璃手镯？其实也可以省略，看感觉</w:t>
       </w:r>
     </w:p>
     <w:p>
@@ -2401,12 +4018,14 @@
         </w:rPr>
         <w:t>考古学家发现大量遗物，其中有</w:t>
       </w:r>
+      <w:proofErr w:type="spellStart"/>
       <w:r>
         <w:rPr>
           <w:rFonts w:hint="eastAsia"/>
         </w:rPr>
         <w:t>xxxxx</w:t>
       </w:r>
+      <w:proofErr w:type="spellEnd"/>
       <w:r>
         <w:rPr>
           <w:rFonts w:hint="eastAsia"/>
@@ -2434,90 +4053,141 @@
         <w:rPr>
           <w:rFonts w:hint="eastAsia"/>
         </w:rPr>
+        <w:t>注：其中</w:t>
+      </w:r>
+      <w:r>
+        <w:rPr>
+          <w:rFonts w:hint="eastAsia"/>
+        </w:rPr>
+        <w:t xml:space="preserve"> </w:t>
+      </w:r>
+      <w:proofErr w:type="gramStart"/>
+      <w:r>
+        <w:rPr>
+          <w:rFonts w:hint="eastAsia"/>
+        </w:rPr>
+        <w:t>”</w:t>
+      </w:r>
+      <w:proofErr w:type="gramEnd"/>
+      <w:r>
+        <w:rPr>
+          <w:rFonts w:hint="eastAsia"/>
+        </w:rPr>
+        <w:t>其中有</w:t>
+      </w:r>
+      <w:r>
+        <w:rPr>
+          <w:rFonts w:hint="eastAsia"/>
+        </w:rPr>
+        <w:t>xxx</w:t>
+      </w:r>
+      <w:r>
+        <w:rPr>
+          <w:rFonts w:hint="eastAsia"/>
+        </w:rPr>
+        <w:t>“是主干，但是弱主干，强度没前后强，就算不要感觉也可以算对</w:t>
+      </w:r>
+    </w:p>
+    <w:p>
+      <w:pPr>
+        <w:spacing w:after="0" w:line="279" w:lineRule="auto"/>
+      </w:pPr>
+      <w:r>
+        <w:rPr>
+          <w:rFonts w:hint="eastAsia"/>
+          <w:u w:val="single"/>
+        </w:rPr>
+        <w:t>核心观点：</w:t>
+      </w:r>
+      <w:r>
+        <w:rPr>
+          <w:rFonts w:hint="eastAsia"/>
+        </w:rPr>
+        <w:t>该区存在过葡萄牙占领时期的人类活动层</w:t>
+      </w:r>
+    </w:p>
+    <w:p>
+      <w:pPr>
+        <w:spacing w:after="0" w:line="279" w:lineRule="auto"/>
+      </w:pPr>
+      <w:r>
+        <w:rPr>
+          <w:rFonts w:hint="eastAsia"/>
+          <w:u w:val="single"/>
+        </w:rPr>
+        <w:t>作者意图：</w:t>
+      </w:r>
+      <w:r>
+        <w:rPr>
+          <w:rFonts w:hint="eastAsia"/>
+        </w:rPr>
+        <w:t>向我们传达信息，该区存在过葡萄牙占领时期的人类活动层</w:t>
+      </w:r>
+    </w:p>
+    <w:p>
+      <w:pPr>
+        <w:spacing w:after="0" w:line="279" w:lineRule="auto"/>
+      </w:pPr>
+      <w:r>
+        <w:rPr>
+          <w:rFonts w:hint="eastAsia"/>
+        </w:rPr>
+        <w:t>注：此时作者意图已经通过作者主观看法表达出来了，作者意图和核心观点完全一致</w:t>
+      </w:r>
+    </w:p>
+    <w:p>
+      <w:pPr>
+        <w:spacing w:after="0" w:line="279" w:lineRule="auto"/>
+      </w:pPr>
+      <w:r>
+        <w:rPr>
+          <w:rFonts w:hint="eastAsia"/>
+        </w:rPr>
+        <w:t>注：强调一下，在文段中，核心观点和作者意图是基本一定存在的（中心思想那就不用说了）。很好理解，核心观点上文已经说过了，就算全是客观数据，通过编排等也能蕴含作者主观的东西，当然此时已到了核心观点和作者意图的模糊的分界线了。作者写文章肯定是存在意图的，至于是隐藏的还是明面的都可以，以上案例就是明面的，通过直接发表自己的看法来表达出作者意图。此处就体现出了核心观点和作者意图的模糊之处了，其实也好理解，他们俩是同一个文</w:t>
+      </w:r>
+      <w:proofErr w:type="gramStart"/>
+      <w:r>
+        <w:rPr>
+          <w:rFonts w:hint="eastAsia"/>
+        </w:rPr>
+        <w:t>段不同维</w:t>
+      </w:r>
+      <w:proofErr w:type="gramEnd"/>
+      <w:r>
+        <w:rPr>
+          <w:rFonts w:hint="eastAsia"/>
+        </w:rPr>
+        <w:t>度的理解，自然会有交叉重复的地方。中心思想也是如此。</w:t>
+      </w:r>
+    </w:p>
+    <w:p>
+      <w:pPr>
+        <w:spacing w:beforeLines="50" w:before="156" w:after="0" w:line="279" w:lineRule="auto"/>
+      </w:pPr>
+      <w:r>
+        <w:rPr>
+          <w:rFonts w:hint="eastAsia"/>
+        </w:rPr>
+        <w:t>开始分析选项，</w:t>
+      </w:r>
+      <w:r>
+        <w:rPr>
+          <w:rFonts w:hint="eastAsia"/>
+        </w:rPr>
+        <w:t>ABCD</w:t>
+      </w:r>
+      <w:r>
+        <w:rPr>
+          <w:rFonts w:hint="eastAsia"/>
+        </w:rPr>
+        <w:t>全都和中心思想和核心观点无关。全都是作者意图，且和我们之前分析的作者意图不一致。这个也合理，因为上文说过，作者意图是量子态的，谁知道</w:t>
+      </w:r>
+      <w:r>
+        <w:rPr>
+          <w:rFonts w:hint="eastAsia"/>
+        </w:rPr>
         <w:lastRenderedPageBreak/>
-        <w:t>注：其中</w:t>
-      </w:r>
-      <w:r>
-        <w:rPr>
-          <w:rFonts w:hint="eastAsia"/>
-        </w:rPr>
-        <w:t xml:space="preserve"> </w:t>
-      </w:r>
-      <w:r>
-        <w:rPr>
-          <w:rFonts w:hint="eastAsia"/>
-        </w:rPr>
-        <w:t>”其中有</w:t>
-      </w:r>
-      <w:r>
-        <w:rPr>
-          <w:rFonts w:hint="eastAsia"/>
-        </w:rPr>
-        <w:t>xxx</w:t>
-      </w:r>
-      <w:r>
-        <w:rPr>
-          <w:rFonts w:hint="eastAsia"/>
-        </w:rPr>
-        <w:t>“是主干，但是弱主干，强度没前后强，就算不要感觉也可以算对</w:t>
-      </w:r>
-    </w:p>
-    <w:p>
-      <w:pPr>
-        <w:spacing w:after="0" w:line="279" w:lineRule="auto"/>
-      </w:pPr>
-      <w:r>
-        <w:rPr>
-          <w:rFonts w:hint="eastAsia"/>
-          <w:u w:val="single"/>
-        </w:rPr>
-        <w:t>核心观点：</w:t>
-      </w:r>
-      <w:r>
-        <w:rPr>
-          <w:rFonts w:hint="eastAsia"/>
-        </w:rPr>
-        <w:t>该区存在过葡萄牙占领时期的人类活动层</w:t>
-      </w:r>
-    </w:p>
-    <w:p>
-      <w:pPr>
-        <w:spacing w:after="0" w:line="279" w:lineRule="auto"/>
-      </w:pPr>
-      <w:r>
-        <w:rPr>
-          <w:rFonts w:hint="eastAsia"/>
-          <w:u w:val="single"/>
-        </w:rPr>
-        <w:t>作者意图：</w:t>
-      </w:r>
-      <w:r>
-        <w:rPr>
-          <w:rFonts w:hint="eastAsia"/>
-        </w:rPr>
-        <w:t>向我们传达信息，该区存在过葡萄牙占领时期的人类活动层</w:t>
-      </w:r>
-    </w:p>
-    <w:p>
-      <w:pPr>
-        <w:spacing w:after="0" w:line="279" w:lineRule="auto"/>
-      </w:pPr>
-      <w:r>
-        <w:rPr>
-          <w:rFonts w:hint="eastAsia"/>
-        </w:rPr>
-        <w:t>注：此时作者意图已经通过作者主观看法表达出来了，作者意图和核心观点完全一致</w:t>
-      </w:r>
-    </w:p>
-    <w:p>
-      <w:pPr>
-        <w:spacing w:after="0" w:line="279" w:lineRule="auto"/>
-      </w:pPr>
-      <w:r>
-        <w:rPr>
-          <w:rFonts w:hint="eastAsia"/>
-        </w:rPr>
-        <w:t>注：强调一下，在文段中，核心观点和作者意图是基本一定存在的（中心思想那就不用说了）。很好理解，核心观点上文已经说过了，就算全是客观数据，通过编排等也能蕴含作者主观的东西，当然此时已到了核心观点和作者意图的模糊的分界线了。作者写文章肯定是存在意图的，至于是隐藏的还是明面的都可以，以上案例就是明面的，通过直接发表自己的看法来表达出作者意图。此处就体现出了核心观点和作者意图的模糊之处了，其实也好理解，他们俩是同一个文段不同维度的理解，自然会有交叉重复的地方。中心思想也是如此。</w:t>
+        <w:t>他写这个的真正意图是什么呢。</w:t>
       </w:r>
     </w:p>
     <w:p>
@@ -2528,19 +4198,19 @@
         <w:rPr>
           <w:rFonts w:hint="eastAsia"/>
         </w:rPr>
-        <w:t>开始分析选项，</w:t>
-      </w:r>
-      <w:r>
-        <w:rPr>
-          <w:rFonts w:hint="eastAsia"/>
-        </w:rPr>
-        <w:t>ABCD</w:t>
-      </w:r>
-      <w:r>
-        <w:rPr>
-          <w:rFonts w:hint="eastAsia"/>
-        </w:rPr>
-        <w:t>全都和中心思想和核心观点无关。全都是作者意图，且和我们之前分析的作者意图不一致。这个也合理，因为上文说过，作者意图是量子态的，谁知道他写这个的真正意图是什么呢。</w:t>
+        <w:t>注：题目问的是根据材料可以推出，是否可以认为这种问法问的就是作者意图？我觉得还不一定，如果直接给个核心思想中的部分内容，那不是百分之百可以正确推出吗。所以不一定。但根据出题人思路，基本就只会考作者意图了。</w:t>
+      </w:r>
+      <w:r>
+        <w:rPr>
+          <w:rFonts w:hint="eastAsia"/>
+        </w:rPr>
+        <w:t xml:space="preserve">    </w:t>
+      </w:r>
+      <w:r>
+        <w:rPr>
+          <w:rFonts w:hint="eastAsia"/>
+        </w:rPr>
+        <w:t>这种问法是不是说明，此题不用尽可能更多的符合三类思想，而是准确的符合其中一部分即可，而且符合的越少，他准确的程度和概率就越高，可以说明。</w:t>
       </w:r>
     </w:p>
     <w:p>
@@ -2551,36 +4221,109 @@
         <w:rPr>
           <w:rFonts w:hint="eastAsia"/>
         </w:rPr>
-        <w:t>注：题目问的是根据材料可以推出，是否可以认为这种问法问的就是作者意图？我觉得还不一定，如果直接给个核心思想中的部分内容，那不是百分之百可以正确推出吗。所以不一定。但根据出题人思路，基本就只会考作者意图了。</w:t>
-      </w:r>
-      <w:r>
-        <w:rPr>
-          <w:rFonts w:hint="eastAsia"/>
-        </w:rPr>
-        <w:t xml:space="preserve">    </w:t>
-      </w:r>
-      <w:r>
-        <w:rPr>
-          <w:rFonts w:hint="eastAsia"/>
-        </w:rPr>
-        <w:t>这种问法是不是说明，此题不用尽可能更多的符合三类思想，而是准确的符合其中一部分即可，而且符合的越少，他准确的程度和概率就越高，可以说明。</w:t>
+        <w:t>B</w:t>
+      </w:r>
+      <w:r>
+        <w:rPr>
+          <w:rFonts w:hint="eastAsia"/>
+        </w:rPr>
+        <w:t>和</w:t>
+      </w:r>
+      <w:r>
+        <w:rPr>
+          <w:rFonts w:hint="eastAsia"/>
+        </w:rPr>
+        <w:t>D</w:t>
+      </w:r>
+      <w:r>
+        <w:rPr>
+          <w:rFonts w:hint="eastAsia"/>
+        </w:rPr>
+        <w:t>明显不能推出。</w:t>
+      </w:r>
+      <w:r>
+        <w:rPr>
+          <w:rFonts w:hint="eastAsia"/>
+        </w:rPr>
+        <w:t>A</w:t>
+      </w:r>
+      <w:r>
+        <w:rPr>
+          <w:rFonts w:hint="eastAsia"/>
+        </w:rPr>
+        <w:t>和</w:t>
+      </w:r>
+      <w:r>
+        <w:rPr>
+          <w:rFonts w:hint="eastAsia"/>
+        </w:rPr>
+        <w:t>C</w:t>
+      </w:r>
+      <w:r>
+        <w:rPr>
+          <w:rFonts w:hint="eastAsia"/>
+        </w:rPr>
+        <w:t>也不能很合理推出，上文说到作者意图需要合理推出和</w:t>
+      </w:r>
+      <w:proofErr w:type="gramStart"/>
+      <w:r>
+        <w:rPr>
+          <w:rFonts w:hint="eastAsia"/>
+        </w:rPr>
+        <w:t>文段</w:t>
+      </w:r>
+      <w:proofErr w:type="gramEnd"/>
+      <w:r>
+        <w:rPr>
+          <w:rFonts w:hint="eastAsia"/>
+        </w:rPr>
+        <w:t>各部分指向，</w:t>
+      </w:r>
+      <w:r>
+        <w:rPr>
+          <w:rFonts w:hint="eastAsia"/>
+        </w:rPr>
+        <w:t>C</w:t>
+      </w:r>
+      <w:r>
+        <w:rPr>
+          <w:rFonts w:hint="eastAsia"/>
+        </w:rPr>
+        <w:t>更符合各部分指向，按出题人意图，这个或与更好</w:t>
       </w:r>
     </w:p>
     <w:p>
       <w:pPr>
         <w:spacing w:beforeLines="50" w:before="156" w:after="0" w:line="279" w:lineRule="auto"/>
       </w:pPr>
-      <w:r>
-        <w:rPr>
-          <w:rFonts w:hint="eastAsia"/>
-        </w:rPr>
-        <w:t>B</w:t>
-      </w:r>
-      <w:r>
-        <w:rPr>
-          <w:rFonts w:hint="eastAsia"/>
-        </w:rPr>
-        <w:t>和</w:t>
+    </w:p>
+    <w:p>
+      <w:pPr>
+        <w:spacing w:beforeLines="50" w:before="156" w:after="0" w:line="279" w:lineRule="auto"/>
+      </w:pPr>
+      <w:r>
+        <w:rPr>
+          <w:rFonts w:hint="eastAsia"/>
+        </w:rPr>
+        <w:t>20260104</w:t>
+      </w:r>
+      <w:r>
+        <w:rPr>
+          <w:rFonts w:hint="eastAsia"/>
+        </w:rPr>
+        <w:t>增：认为该题是细节推断题。</w:t>
+      </w:r>
+      <w:r>
+        <w:rPr>
+          <w:rFonts w:hint="eastAsia"/>
+        </w:rPr>
+        <w:t>AB</w:t>
+      </w:r>
+      <w:r>
+        <w:rPr>
+          <w:rFonts w:hint="eastAsia"/>
+        </w:rPr>
+        <w:t>无中生有，</w:t>
       </w:r>
       <w:r>
         <w:rPr>
@@ -2592,19 +4335,7 @@
         <w:rPr>
           <w:rFonts w:hint="eastAsia"/>
         </w:rPr>
-        <w:t>明显不能推出。</w:t>
-      </w:r>
-      <w:r>
-        <w:rPr>
-          <w:rFonts w:hint="eastAsia"/>
-        </w:rPr>
-        <w:t>A</w:t>
-      </w:r>
-      <w:r>
-        <w:rPr>
-          <w:rFonts w:hint="eastAsia"/>
-        </w:rPr>
-        <w:t>和</w:t>
+        <w:t>过度推断，</w:t>
       </w:r>
       <w:r>
         <w:rPr>
@@ -2616,56 +4347,13 @@
         <w:rPr>
           <w:rFonts w:hint="eastAsia"/>
         </w:rPr>
-        <w:t>也不能很合理推出，上文说到作者意图需要合理推出和文段各部分指向，</w:t>
-      </w:r>
-      <w:r>
-        <w:rPr>
-          <w:rFonts w:hint="eastAsia"/>
-        </w:rPr>
-        <w:t>C</w:t>
-      </w:r>
-      <w:r>
-        <w:rPr>
-          <w:rFonts w:hint="eastAsia"/>
-        </w:rPr>
-        <w:t>更符合各部分指向，按出题人意图，这个或与更好</w:t>
-      </w:r>
-    </w:p>
-    <w:p>
-      <w:pPr>
-        <w:spacing w:beforeLines="50" w:before="156" w:after="0" w:line="279" w:lineRule="auto"/>
-      </w:pPr>
-    </w:p>
-    <w:p>
-      <w:pPr>
-        <w:spacing w:beforeLines="50" w:before="156" w:after="0" w:line="279" w:lineRule="auto"/>
-        <w:rPr>
-          <w:rFonts w:hint="eastAsia"/>
-        </w:rPr>
-      </w:pPr>
-      <w:r>
-        <w:rPr>
-          <w:rFonts w:hint="eastAsia"/>
-        </w:rPr>
-        <w:t>20260104</w:t>
-      </w:r>
-      <w:r>
-        <w:rPr>
-          <w:rFonts w:hint="eastAsia"/>
-        </w:rPr>
-        <w:t>增：认为该题是细节推断题。</w:t>
-      </w:r>
-      <w:r>
-        <w:rPr>
-          <w:rFonts w:hint="eastAsia"/>
-        </w:rPr>
-        <w:t>AB</w:t>
-      </w:r>
-      <w:r>
-        <w:rPr>
-          <w:rFonts w:hint="eastAsia"/>
-        </w:rPr>
-        <w:t>无中生有，</w:t>
+        <w:t>这里发现了很多欧亚的东西，</w:t>
+      </w:r>
+      <w:r>
+        <w:rPr>
+          <w:rFonts w:hint="eastAsia"/>
+        </w:rPr>
+        <w:t>可能是仅仅是进口，并不能推出是集散地，其实也有点过度推断，但相比</w:t>
       </w:r>
       <w:r>
         <w:rPr>
@@ -2677,44 +4365,22 @@
         <w:rPr>
           <w:rFonts w:hint="eastAsia"/>
         </w:rPr>
-        <w:t>过度推断，</w:t>
-      </w:r>
-      <w:r>
-        <w:rPr>
-          <w:rFonts w:hint="eastAsia"/>
-        </w:rPr>
-        <w:t>C</w:t>
-      </w:r>
-      <w:r>
-        <w:rPr>
-          <w:rFonts w:hint="eastAsia"/>
-        </w:rPr>
-        <w:t>这里发现了很多欧亚的东西，</w:t>
-      </w:r>
-      <w:r>
-        <w:rPr>
-          <w:rFonts w:hint="eastAsia"/>
-        </w:rPr>
-        <w:t>可能是仅仅是进口，并不能推出是集散地，其实也有点过度推断，但相比</w:t>
-      </w:r>
-      <w:r>
-        <w:rPr>
-          <w:rFonts w:hint="eastAsia"/>
-        </w:rPr>
-        <w:t>D</w:t>
-      </w:r>
-      <w:r>
-        <w:rPr>
-          <w:rFonts w:hint="eastAsia"/>
-        </w:rPr>
         <w:t>，好像好了点。</w:t>
       </w:r>
       <w:r>
         <w:rPr>
           <w:rFonts w:hint="eastAsia"/>
         </w:rPr>
-        <w:t>感觉这题不严谨</w:t>
-      </w:r>
+        <w:t>感觉</w:t>
+      </w:r>
+      <w:proofErr w:type="gramStart"/>
+      <w:r>
+        <w:rPr>
+          <w:rFonts w:hint="eastAsia"/>
+        </w:rPr>
+        <w:t>这题不严谨</w:t>
+      </w:r>
+      <w:proofErr w:type="gramEnd"/>
     </w:p>
     <w:p>
       <w:pPr>
@@ -2764,7 +4430,6 @@
         <w:rPr>
           <w:rFonts w:hint="eastAsia"/>
         </w:rPr>
-        <w:lastRenderedPageBreak/>
         <w:t>这段文字意在强调：</w:t>
       </w:r>
     </w:p>
@@ -2966,6 +4631,7 @@
           <w:rFonts w:hint="eastAsia"/>
           <w:u w:val="single"/>
         </w:rPr>
+        <w:lastRenderedPageBreak/>
         <w:t>作者意图：</w:t>
       </w:r>
       <w:r>
@@ -3012,7 +4678,21 @@
         <w:rPr>
           <w:rFonts w:hint="eastAsia"/>
         </w:rPr>
-        <w:t>是作者主观的一小部分，次要的，非主干内容。</w:t>
+        <w:t>是作者主观的</w:t>
+      </w:r>
+      <w:proofErr w:type="gramStart"/>
+      <w:r>
+        <w:rPr>
+          <w:rFonts w:hint="eastAsia"/>
+        </w:rPr>
+        <w:t>一</w:t>
+      </w:r>
+      <w:proofErr w:type="gramEnd"/>
+      <w:r>
+        <w:rPr>
+          <w:rFonts w:hint="eastAsia"/>
+        </w:rPr>
+        <w:t>小部分，次要的，非主干内容。</w:t>
       </w:r>
       <w:r>
         <w:rPr>
@@ -3072,11 +4752,6 @@
       </w:r>
     </w:p>
     <w:p>
-      <w:pPr>
-        <w:rPr>
-          <w:rFonts w:hint="eastAsia"/>
-        </w:rPr>
-      </w:pPr>
       <w:r>
         <w:rPr>
           <w:rFonts w:hint="eastAsia"/>
@@ -3114,19 +4789,8 @@
         <w:t>只包含了第三部分没包含第四部分。</w:t>
       </w:r>
     </w:p>
-    <w:p>
-      <w:pPr>
-        <w:rPr>
-          <w:rFonts w:hint="eastAsia"/>
-        </w:rPr>
-      </w:pPr>
-    </w:p>
-    <w:p>
-      <w:pPr>
-        <w:rPr>
-          <w:rFonts w:hint="eastAsia"/>
-        </w:rPr>
-      </w:pPr>
+    <w:p/>
+    <w:p>
       <w:r>
         <w:rPr>
           <w:rFonts w:hint="eastAsia"/>
@@ -3177,24 +4841,42 @@
       </w:r>
     </w:p>
     <w:p>
-      <w:pPr>
-        <w:rPr>
-          <w:rFonts w:hint="eastAsia"/>
-        </w:rPr>
-      </w:pPr>
-      <w:r>
-        <w:rPr>
-          <w:rFonts w:hint="eastAsia"/>
-        </w:rPr>
-        <w:t>为了进一步探索乌龙茶香气的酶促形成，团队成员系统研究了乌龙茶香气的酶促形成与胁迫的关联性。通过筛选各类胁迫因子，发现在乌龙茶加工过程中，损伤和低温胁迫是诱导茶叶香气酶促形成的关键胁迫因子。乌龙茶加工过程中做青阶段的连续损伤可诱导来自不同生物合成路径的香气物质合成关键基因的表达水平升高，进而促使这些香气物质的蓄积。此外，低温和损伤双胁迫对这些香气物质的合成具有显著协同效应。</w:t>
-      </w:r>
-    </w:p>
-    <w:p>
-      <w:pPr>
-        <w:rPr>
-          <w:rFonts w:hint="eastAsia"/>
-        </w:rPr>
-      </w:pPr>
+      <w:r>
+        <w:rPr>
+          <w:rFonts w:hint="eastAsia"/>
+        </w:rPr>
+        <w:t>为了进一步探索乌龙茶香气的酶促形成，团队成员系统研究了乌龙茶香气的酶</w:t>
+      </w:r>
+      <w:proofErr w:type="gramStart"/>
+      <w:r>
+        <w:rPr>
+          <w:rFonts w:hint="eastAsia"/>
+        </w:rPr>
+        <w:t>促形成</w:t>
+      </w:r>
+      <w:proofErr w:type="gramEnd"/>
+      <w:r>
+        <w:rPr>
+          <w:rFonts w:hint="eastAsia"/>
+        </w:rPr>
+        <w:t>与胁迫的关联性。通过筛选各类胁迫因子，发现在乌龙茶加工过程中，损伤和低温胁迫是诱导茶叶香气酶</w:t>
+      </w:r>
+      <w:proofErr w:type="gramStart"/>
+      <w:r>
+        <w:rPr>
+          <w:rFonts w:hint="eastAsia"/>
+        </w:rPr>
+        <w:t>促形成</w:t>
+      </w:r>
+      <w:proofErr w:type="gramEnd"/>
+      <w:r>
+        <w:rPr>
+          <w:rFonts w:hint="eastAsia"/>
+        </w:rPr>
+        <w:t>的关键胁迫因子。乌龙茶加工过程中做青阶段的连续损伤可诱导来自不同生物合成路径的香气物质合成关键基因的表达水平升高，进而促使这些香气物质的蓄积。此外，低温和损伤双胁迫对这些香气物质的合成具有显著协同效应。</w:t>
+      </w:r>
+    </w:p>
+    <w:p>
       <w:r>
         <w:rPr>
           <w:rFonts w:hint="eastAsia"/>
@@ -3203,11 +4885,6 @@
       </w:r>
     </w:p>
     <w:p>
-      <w:pPr>
-        <w:rPr>
-          <w:rFonts w:hint="eastAsia"/>
-        </w:rPr>
-      </w:pPr>
       <w:r>
         <w:t>A</w:t>
       </w:r>
@@ -3215,15 +4892,24 @@
         <w:rPr>
           <w:rFonts w:hint="eastAsia"/>
         </w:rPr>
-        <w:t>乌龙茶香气的酶促形成主要与胁迫相关</w:t>
-      </w:r>
-    </w:p>
-    <w:p>
-      <w:pPr>
-        <w:rPr>
-          <w:rFonts w:hint="eastAsia"/>
-        </w:rPr>
-      </w:pPr>
+        <w:t>乌龙茶香气的酶</w:t>
+      </w:r>
+      <w:proofErr w:type="gramStart"/>
+      <w:r>
+        <w:rPr>
+          <w:rFonts w:hint="eastAsia"/>
+        </w:rPr>
+        <w:t>促形成</w:t>
+      </w:r>
+      <w:proofErr w:type="gramEnd"/>
+      <w:r>
+        <w:rPr>
+          <w:rFonts w:hint="eastAsia"/>
+        </w:rPr>
+        <w:t>主要与胁迫相关</w:t>
+      </w:r>
+    </w:p>
+    <w:p>
       <w:r>
         <w:t>B</w:t>
       </w:r>
@@ -3235,11 +4921,6 @@
       </w:r>
     </w:p>
     <w:p>
-      <w:pPr>
-        <w:rPr>
-          <w:rFonts w:hint="eastAsia"/>
-        </w:rPr>
-      </w:pPr>
       <w:r>
         <w:t>C</w:t>
       </w:r>
@@ -3252,28 +4933,35 @@
     </w:p>
     <w:p>
       <w:r>
-        <w:lastRenderedPageBreak/>
         <w:t>D</w:t>
       </w:r>
       <w:r>
         <w:rPr>
           <w:rFonts w:hint="eastAsia"/>
         </w:rPr>
-        <w:t>损伤和低温是香气酶促形成的关键胁迫因子</w:t>
-      </w:r>
-    </w:p>
-    <w:p>
-      <w:r>
-        <w:rPr>
-          <w:rFonts w:hint="eastAsia"/>
-        </w:rPr>
-        <w:t>中心思想：</w:t>
-      </w:r>
-      <w:r>
-        <w:rPr>
-          <w:rFonts w:hint="eastAsia"/>
-        </w:rPr>
-        <w:t>低温和损伤是关键胁迫因子，且具有显著协同效应</w:t>
+        <w:t>损伤和低温是香气酶</w:t>
+      </w:r>
+      <w:proofErr w:type="gramStart"/>
+      <w:r>
+        <w:rPr>
+          <w:rFonts w:hint="eastAsia"/>
+        </w:rPr>
+        <w:t>促形成</w:t>
+      </w:r>
+      <w:proofErr w:type="gramEnd"/>
+      <w:r>
+        <w:rPr>
+          <w:rFonts w:hint="eastAsia"/>
+        </w:rPr>
+        <w:t>的关键胁迫因子</w:t>
+      </w:r>
+    </w:p>
+    <w:p>
+      <w:r>
+        <w:rPr>
+          <w:rFonts w:hint="eastAsia"/>
+        </w:rPr>
+        <w:t>中心思想：低温和损伤是关键胁迫因子，且具有显著协同效应</w:t>
       </w:r>
     </w:p>
     <w:p>
@@ -3289,13 +4977,7 @@
         <w:rPr>
           <w:rFonts w:hint="eastAsia"/>
         </w:rPr>
-        <w:t>作者意图：</w:t>
-      </w:r>
-      <w:r>
-        <w:rPr>
-          <w:rFonts w:hint="eastAsia"/>
-        </w:rPr>
-        <w:t>低温和损伤是关键胁迫因子，且具有显著协同效应</w:t>
+        <w:t>作者意图：低温和损伤是关键胁迫因子，且具有显著协同效应</w:t>
       </w:r>
       <w:r>
         <w:rPr>
@@ -3377,19 +5059,21 @@
         <w:rPr>
           <w:rFonts w:hint="eastAsia"/>
         </w:rPr>
-        <w:t>应该算作作者意图，</w:t>
-      </w:r>
-      <w:r>
-        <w:rPr>
-          <w:rFonts w:hint="eastAsia"/>
-        </w:rPr>
-        <w:t>酶促形成主要</w:t>
-      </w:r>
-      <w:r>
-        <w:rPr>
-          <w:rFonts w:hint="eastAsia"/>
-        </w:rPr>
-        <w:t>是因为胁迫，文章没提到，但是可以合理推出。</w:t>
+        <w:t>应该算作作者意图，酶</w:t>
+      </w:r>
+      <w:proofErr w:type="gramStart"/>
+      <w:r>
+        <w:rPr>
+          <w:rFonts w:hint="eastAsia"/>
+        </w:rPr>
+        <w:t>促形成</w:t>
+      </w:r>
+      <w:proofErr w:type="gramEnd"/>
+      <w:r>
+        <w:rPr>
+          <w:rFonts w:hint="eastAsia"/>
+        </w:rPr>
+        <w:t>主要是因为胁迫，文章没提到，但是可以合理推出。</w:t>
       </w:r>
     </w:p>
     <w:p>
@@ -3458,6 +5142,7 @@
       <w:r>
         <w:rPr>
           <w:rFonts w:hint="eastAsia"/>
+          <w:noProof/>
         </w:rPr>
         <w:drawing>
           <wp:inline distT="0" distB="0" distL="0" distR="0" wp14:anchorId="1F8CABA8" wp14:editId="482AD97D">
@@ -3477,7 +5162,7 @@
                     </pic:cNvPicPr>
                   </pic:nvPicPr>
                   <pic:blipFill>
-                    <a:blip r:embed="rId7">
+                    <a:blip r:embed="rId8">
                       <a:extLst>
                         <a:ext uri="{28A0092B-C50C-407E-A947-70E740481C1C}">
                           <a14:useLocalDpi xmlns:a14="http://schemas.microsoft.com/office/drawing/2010/main" val="0"/>
@@ -3514,6 +5199,7 @@
       <w:r>
         <w:rPr>
           <w:rFonts w:hint="eastAsia"/>
+          <w:noProof/>
         </w:rPr>
         <w:drawing>
           <wp:inline distT="0" distB="0" distL="0" distR="0" wp14:anchorId="72A20A5E" wp14:editId="7F5766ED">
@@ -3528,62 +5214,6 @@
                 <pic:pic xmlns:pic="http://schemas.openxmlformats.org/drawingml/2006/picture">
                   <pic:nvPicPr>
                     <pic:cNvPr id="0" name="Picture 27"/>
-                    <pic:cNvPicPr>
-                      <a:picLocks noChangeAspect="1" noChangeArrowheads="1"/>
-                    </pic:cNvPicPr>
-                  </pic:nvPicPr>
-                  <pic:blipFill>
-                    <a:blip r:embed="rId8">
-                      <a:extLst>
-                        <a:ext uri="{28A0092B-C50C-407E-A947-70E740481C1C}">
-                          <a14:useLocalDpi xmlns:a14="http://schemas.microsoft.com/office/drawing/2010/main" val="0"/>
-                        </a:ext>
-                      </a:extLst>
-                    </a:blip>
-                    <a:srcRect/>
-                    <a:stretch>
-                      <a:fillRect/>
-                    </a:stretch>
-                  </pic:blipFill>
-                  <pic:spPr bwMode="auto">
-                    <a:xfrm>
-                      <a:off x="0" y="0"/>
-                      <a:ext cx="411480" cy="220980"/>
-                    </a:xfrm>
-                    <a:prstGeom prst="rect">
-                      <a:avLst/>
-                    </a:prstGeom>
-                    <a:noFill/>
-                    <a:ln>
-                      <a:noFill/>
-                    </a:ln>
-                  </pic:spPr>
-                </pic:pic>
-              </a:graphicData>
-            </a:graphic>
-          </wp:inline>
-        </w:drawing>
-      </w:r>
-      <w:r>
-        <w:t>、丙烷</w:t>
-      </w:r>
-      <w:r>
-        <w:rPr>
-          <w:rFonts w:hint="eastAsia"/>
-        </w:rPr>
-        <w:drawing>
-          <wp:inline distT="0" distB="0" distL="0" distR="0" wp14:anchorId="4D74BD25" wp14:editId="59ED6693">
-            <wp:extent cx="411480" cy="220980"/>
-            <wp:effectExtent l="0" t="0" r="7620" b="7620"/>
-            <wp:docPr id="2061929785" name="图片 8"/>
-            <wp:cNvGraphicFramePr>
-              <a:graphicFrameLocks xmlns:a="http://schemas.openxmlformats.org/drawingml/2006/main" noChangeAspect="1"/>
-            </wp:cNvGraphicFramePr>
-            <a:graphic xmlns:a="http://schemas.openxmlformats.org/drawingml/2006/main">
-              <a:graphicData uri="http://schemas.openxmlformats.org/drawingml/2006/picture">
-                <pic:pic xmlns:pic="http://schemas.openxmlformats.org/drawingml/2006/picture">
-                  <pic:nvPicPr>
-                    <pic:cNvPr id="0" name="Picture 28"/>
                     <pic:cNvPicPr>
                       <a:picLocks noChangeAspect="1" noChangeArrowheads="1"/>
                     </pic:cNvPicPr>
@@ -3621,11 +5251,69 @@
         </w:drawing>
       </w:r>
       <w:r>
+        <w:t>、丙烷</w:t>
+      </w:r>
+      <w:r>
+        <w:rPr>
+          <w:rFonts w:hint="eastAsia"/>
+          <w:noProof/>
+        </w:rPr>
+        <w:drawing>
+          <wp:inline distT="0" distB="0" distL="0" distR="0" wp14:anchorId="4D74BD25" wp14:editId="59ED6693">
+            <wp:extent cx="411480" cy="220980"/>
+            <wp:effectExtent l="0" t="0" r="7620" b="7620"/>
+            <wp:docPr id="2061929785" name="图片 8"/>
+            <wp:cNvGraphicFramePr>
+              <a:graphicFrameLocks xmlns:a="http://schemas.openxmlformats.org/drawingml/2006/main" noChangeAspect="1"/>
+            </wp:cNvGraphicFramePr>
+            <a:graphic xmlns:a="http://schemas.openxmlformats.org/drawingml/2006/main">
+              <a:graphicData uri="http://schemas.openxmlformats.org/drawingml/2006/picture">
+                <pic:pic xmlns:pic="http://schemas.openxmlformats.org/drawingml/2006/picture">
+                  <pic:nvPicPr>
+                    <pic:cNvPr id="0" name="Picture 28"/>
+                    <pic:cNvPicPr>
+                      <a:picLocks noChangeAspect="1" noChangeArrowheads="1"/>
+                    </pic:cNvPicPr>
+                  </pic:nvPicPr>
+                  <pic:blipFill>
+                    <a:blip r:embed="rId10">
+                      <a:extLst>
+                        <a:ext uri="{28A0092B-C50C-407E-A947-70E740481C1C}">
+                          <a14:useLocalDpi xmlns:a14="http://schemas.microsoft.com/office/drawing/2010/main" val="0"/>
+                        </a:ext>
+                      </a:extLst>
+                    </a:blip>
+                    <a:srcRect/>
+                    <a:stretch>
+                      <a:fillRect/>
+                    </a:stretch>
+                  </pic:blipFill>
+                  <pic:spPr bwMode="auto">
+                    <a:xfrm>
+                      <a:off x="0" y="0"/>
+                      <a:ext cx="411480" cy="220980"/>
+                    </a:xfrm>
+                    <a:prstGeom prst="rect">
+                      <a:avLst/>
+                    </a:prstGeom>
+                    <a:noFill/>
+                    <a:ln>
+                      <a:noFill/>
+                    </a:ln>
+                  </pic:spPr>
+                </pic:pic>
+              </a:graphicData>
+            </a:graphic>
+          </wp:inline>
+        </w:drawing>
+      </w:r>
+      <w:r>
         <w:t>和丁烷</w:t>
       </w:r>
       <w:r>
         <w:rPr>
           <w:rFonts w:hint="eastAsia"/>
+          <w:noProof/>
         </w:rPr>
         <w:drawing>
           <wp:inline distT="0" distB="0" distL="0" distR="0" wp14:anchorId="12891E2B" wp14:editId="25A69A86">
@@ -3645,7 +5333,7 @@
                     </pic:cNvPicPr>
                   </pic:nvPicPr>
                   <pic:blipFill>
-                    <a:blip r:embed="rId10">
+                    <a:blip r:embed="rId11">
                       <a:extLst>
                         <a:ext uri="{28A0092B-C50C-407E-A947-70E740481C1C}">
                           <a14:useLocalDpi xmlns:a14="http://schemas.microsoft.com/office/drawing/2010/main" val="0"/>
@@ -3677,11 +5365,20 @@
         </w:drawing>
       </w:r>
       <w:r>
-        <w:t>。轻烃的含碳数越高，每个分子里需要供给的氢的数量也越多。腐殖型有机质含氢的数量较少，无法为碳数较多的轻烃提供足够的氢。另外，随着碳数越多，轻烃的形成温度也依次升高。烃源岩在低温的时候（</w:t>
-      </w:r>
-      <w:r>
-        <w:rPr>
-          <w:rFonts w:hint="eastAsia"/>
+        <w:t>。轻烃的含碳数越高，每个分子里需要供给的氢的数量也越多。腐</w:t>
+      </w:r>
+      <w:proofErr w:type="gramStart"/>
+      <w:r>
+        <w:t>殖</w:t>
+      </w:r>
+      <w:proofErr w:type="gramEnd"/>
+      <w:r>
+        <w:t>型有机质含氢的数量较少，无法为碳数较多的轻烃提供足够的氢。另外，随着碳数越多，轻烃的形成温度也依次升高。烃源岩在低温的时候（</w:t>
+      </w:r>
+      <w:r>
+        <w:rPr>
+          <w:rFonts w:hint="eastAsia"/>
+          <w:noProof/>
         </w:rPr>
         <w:drawing>
           <wp:inline distT="0" distB="0" distL="0" distR="0" wp14:anchorId="3157166A" wp14:editId="7C8510B9">
@@ -3701,7 +5398,7 @@
                     </pic:cNvPicPr>
                   </pic:nvPicPr>
                   <pic:blipFill>
-                    <a:blip r:embed="rId11">
+                    <a:blip r:embed="rId12">
                       <a:extLst>
                         <a:ext uri="{28A0092B-C50C-407E-A947-70E740481C1C}">
                           <a14:useLocalDpi xmlns:a14="http://schemas.microsoft.com/office/drawing/2010/main" val="0"/>
@@ -3813,7 +5510,21 @@
         <w:rPr>
           <w:rFonts w:hint="eastAsia"/>
         </w:rPr>
-        <w:t>含碳越高需要氢气越多，所需温度越高</w:t>
+        <w:t>含碳越</w:t>
+      </w:r>
+      <w:proofErr w:type="gramStart"/>
+      <w:r>
+        <w:rPr>
+          <w:rFonts w:hint="eastAsia"/>
+        </w:rPr>
+        <w:t>高需要</w:t>
+      </w:r>
+      <w:proofErr w:type="gramEnd"/>
+      <w:r>
+        <w:rPr>
+          <w:rFonts w:hint="eastAsia"/>
+        </w:rPr>
+        <w:t>氢气越多，所需温度越高</w:t>
       </w:r>
       <w:r>
         <w:rPr>
@@ -3833,19 +5544,7 @@
         <w:rPr>
           <w:rFonts w:hint="eastAsia"/>
         </w:rPr>
-        <w:t>中心思想：</w:t>
-      </w:r>
-      <w:r>
-        <w:rPr>
-          <w:rFonts w:hint="eastAsia"/>
-        </w:rPr>
-        <w:t>含碳</w:t>
-      </w:r>
-      <w:r>
-        <w:rPr>
-          <w:rFonts w:hint="eastAsia"/>
-        </w:rPr>
-        <w:t>量与氢气和温度成正比，很多地方温度和氢气不够</w:t>
+        <w:t>中心思想：含碳量与氢气和温度成正比，很多地方温度和氢气不够</w:t>
       </w:r>
     </w:p>
     <w:p>
@@ -3902,7 +5601,6 @@
         <w:rPr>
           <w:rFonts w:hint="eastAsia"/>
         </w:rPr>
-        <w:lastRenderedPageBreak/>
         <w:t>无符合核心观点的</w:t>
       </w:r>
     </w:p>
@@ -3921,11 +5619,6 @@
       </w:r>
     </w:p>
     <w:p>
-      <w:pPr>
-        <w:rPr>
-          <w:rFonts w:hint="eastAsia"/>
-        </w:rPr>
-      </w:pPr>
       <w:r>
         <w:rPr>
           <w:rFonts w:hint="eastAsia"/>
@@ -3963,13 +5656,7 @@
         <w:t>最好</w:t>
       </w:r>
     </w:p>
-    <w:p>
-      <w:pPr>
-        <w:rPr>
-          <w:rFonts w:hint="eastAsia"/>
-        </w:rPr>
-      </w:pPr>
-    </w:p>
+    <w:p/>
     <w:sectPr>
       <w:pgSz w:w="11906" w:h="16838"/>
       <w:pgMar w:top="1440" w:right="1800" w:bottom="1440" w:left="1800" w:header="851" w:footer="992" w:gutter="0"/>
@@ -4967,4 +6654,16 @@
   <a:objectDefaults/>
   <a:extraClrSchemeLst/>
 </a:theme>
+</file>
+
+<file path=customXml/item1.xml><?xml version="1.0" encoding="utf-8"?>
+<b:Sources xmlns:b="http://schemas.openxmlformats.org/officeDocument/2006/bibliography" xmlns="http://schemas.openxmlformats.org/officeDocument/2006/bibliography" SelectedStyle="\APASixthEditionOfficeOnline.xsl" StyleName="APA" Version="6"/>
+</file>
+
+<file path=customXml/itemProps1.xml><?xml version="1.0" encoding="utf-8"?>
+<ds:datastoreItem xmlns:ds="http://schemas.openxmlformats.org/officeDocument/2006/customXml" ds:itemID="{823DEE2F-56FC-4B38-ADD2-A72BD224A919}">
+  <ds:schemaRefs>
+    <ds:schemaRef ds:uri="http://schemas.openxmlformats.org/officeDocument/2006/bibliography"/>
+  </ds:schemaRefs>
+</ds:datastoreItem>
 </file>